--- a/docs/downloads/john-nelson-darby/doc_0286.docx
+++ b/docs/downloads/john-nelson-darby/doc_0286.docx
@@ -1,467 +1,386 @@
 
 <file path=word/document.xml><?xml version="1.0" encoding="utf-8"?>
-<w:document xmlns:wpc="http://schemas.microsoft.com/office/word/2010/wordprocessingCanvas" xmlns:cx="http://schemas.microsoft.com/office/drawing/2014/chartex" xmlns:cx1="http://schemas.microsoft.com/office/drawing/2015/9/8/chartex" xmlns:cx2="http://schemas.microsoft.com/office/drawing/2015/10/21/chartex" xmlns:cx3="http://schemas.microsoft.com/office/drawing/2016/5/9/chartex" xmlns:cx4="http://schemas.microsoft.com/office/drawing/2016/5/10/chartex" xmlns:cx5="http://schemas.microsoft.com/office/drawing/2016/5/11/chartex" xmlns:cx6="http://schemas.microsoft.com/office/drawing/2016/5/12/chartex" xmlns:cx7="http://schemas.microsoft.com/office/drawing/2016/5/13/chartex" xmlns:cx8="http://schemas.microsoft.com/office/drawing/2016/5/14/chartex" xmlns:mc="http://schemas.openxmlformats.org/markup-compatibility/2006" xmlns:aink="http://schemas.microsoft.com/office/drawing/2016/ink" xmlns:am3d="http://schemas.microsoft.com/office/drawing/2017/model3d" xmlns:o="urn:schemas-microsoft-com:office:office" xmlns:r="http://schemas.openxmlformats.org/officeDocument/2006/relationships" xmlns:m="http://schemas.openxmlformats.org/officeDocument/2006/math" xmlns:v="urn:schemas-microsoft-com:vml" xmlns:wp14="http://schemas.microsoft.com/office/word/2010/wordprocessingDrawing" xmlns:wp="http://schemas.openxmlformats.org/drawingml/2006/wordprocessingDrawing" xmlns:w10="urn:schemas-microsoft-com:office:word" xmlns:w="http://schemas.openxmlformats.org/wordprocessingml/2006/main" xmlns:w14="http://schemas.microsoft.com/office/word/2010/wordml" xmlns:w15="http://schemas.microsoft.com/office/word/2012/wordml" xmlns:w16cid="http://schemas.microsoft.com/office/word/2016/wordml/cid" xmlns:w16se="http://schemas.microsoft.com/office/word/2015/wordml/symex" xmlns:wpg="http://schemas.microsoft.com/office/word/2010/wordprocessingGroup" xmlns:wpi="http://schemas.microsoft.com/office/word/2010/wordprocessingInk" xmlns:wne="http://schemas.microsoft.com/office/word/2006/wordml" xmlns:wps="http://schemas.microsoft.com/office/word/2010/wordprocessingShape" mc:Ignorable="w14 w15 w16se w16cid wp14">
+<w:document xmlns:wpc="http://schemas.microsoft.com/office/word/2010/wordprocessingCanvas" xmlns:cx="http://schemas.microsoft.com/office/drawing/2014/chartex" xmlns:cx1="http://schemas.microsoft.com/office/drawing/2015/9/8/chartex" xmlns:cx2="http://schemas.microsoft.com/office/drawing/2015/10/21/chartex" xmlns:cx3="http://schemas.microsoft.com/office/drawing/2016/5/9/chartex" xmlns:cx4="http://schemas.microsoft.com/office/drawing/2016/5/10/chartex" xmlns:cx5="http://schemas.microsoft.com/office/drawing/2016/5/11/chartex" xmlns:cx6="http://schemas.microsoft.com/office/drawing/2016/5/12/chartex" xmlns:cx7="http://schemas.microsoft.com/office/drawing/2016/5/13/chartex" xmlns:cx8="http://schemas.microsoft.com/office/drawing/2016/5/14/chartex" xmlns:mc="http://schemas.openxmlformats.org/markup-compatibility/2006" xmlns:aink="http://schemas.microsoft.com/office/drawing/2016/ink" xmlns:am3d="http://schemas.microsoft.com/office/drawing/2017/model3d" xmlns:o="urn:schemas-microsoft-com:office:office" xmlns:r="http://schemas.openxmlformats.org/officeDocument/2006/relationships" xmlns:m="http://schemas.openxmlformats.org/officeDocument/2006/math" xmlns:v="urn:schemas-microsoft-com:vml" xmlns:wp14="http://schemas.microsoft.com/office/word/2010/wordprocessingDrawing" xmlns:wp="http://schemas.openxmlformats.org/drawingml/2006/wordprocessingDrawing" xmlns:w10="urn:schemas-microsoft-com:office:word" xmlns:w="http://schemas.openxmlformats.org/wordprocessingml/2006/main" xmlns:w14="http://schemas.microsoft.com/office/word/2010/wordml" xmlns:w15="http://schemas.microsoft.com/office/word/2012/wordml" xmlns:w16cex="http://schemas.microsoft.com/office/word/2018/wordml/cex" xmlns:w16cid="http://schemas.microsoft.com/office/word/2016/wordml/cid" xmlns:w16="http://schemas.microsoft.com/office/word/2018/wordml" xmlns:w16sdtdh="http://schemas.microsoft.com/office/word/2020/wordml/sdtdatahash" xmlns:w16se="http://schemas.microsoft.com/office/word/2015/wordml/symex" xmlns:wpg="http://schemas.microsoft.com/office/word/2010/wordprocessingGroup" xmlns:wpi="http://schemas.microsoft.com/office/word/2010/wordprocessingInk" xmlns:wne="http://schemas.microsoft.com/office/word/2006/wordml" xmlns:wps="http://schemas.microsoft.com/office/word/2010/wordprocessingShape" mc:Ignorable="w14 w15 w16se w16cid w16 w16cex w16sdtdh wp14">
   <w:body>
     <w:p>
       <w:pPr>
-        <w:jc w:val="center"/>
-        <w:rPr>
-          <w:rFonts w:ascii="Sakkal Majalla" w:hAnsi="Sakkal Majalla" w:cs="Sakkal Majalla"/>
-          <w:b/>
-          <w:bCs/>
-          <w:sz w:val="28"/>
-          <w:szCs w:val="28"/>
-          <w:u w:val="single"/>
-          <w:rtl/>
-          <w:lang w:bidi="ar-AE"/>
+        <w:bidi/>
+        <w:jc w:val="both"/>
+        <w:rPr>
+          <w:rtl/>
+          <w:lang w:bidi="ar-EG"/>
         </w:rPr>
       </w:pPr>
       <w:hyperlink r:id="rId4" w:history="1">
         <w:r>
           <w:rPr>
             <w:rStyle w:val="Hyperlink"/>
-            <w:rFonts w:ascii="Sakkal Majalla" w:hAnsi="Sakkal Majalla" w:cs="Sakkal Majalla" w:hint="cs"/>
-            <w:b/>
-            <w:bCs/>
-            <w:sz w:val="28"/>
-            <w:szCs w:val="28"/>
+            <w:rFonts w:hint="cs"/>
             <w:rtl/>
-            <w:lang w:bidi="ar-AE"/>
+            <w:lang w:bidi="ar-EG"/>
           </w:rPr>
-          <w:t>أفسس في سفر الرؤيا 2</w:t>
+          <w:t>الإيمان المُسَلّم مرة</w:t>
         </w:r>
       </w:hyperlink>
     </w:p>
     <w:p>
       <w:pPr>
+        <w:bidi/>
         <w:jc w:val="both"/>
         <w:rPr>
-          <w:rFonts w:ascii="Sakkal Majalla" w:hAnsi="Sakkal Majalla" w:cs="Sakkal Majalla"/>
-          <w:b/>
-          <w:bCs/>
-          <w:sz w:val="28"/>
-          <w:szCs w:val="28"/>
-          <w:rtl/>
-          <w:lang w:bidi="ar-AE"/>
-        </w:rPr>
-      </w:pPr>
-      <w:r>
-        <w:rPr>
-          <w:rFonts w:ascii="Sakkal Majalla" w:hAnsi="Sakkal Majalla" w:cs="Sakkal Majalla" w:hint="cs"/>
-          <w:b/>
-          <w:bCs/>
-          <w:sz w:val="28"/>
-          <w:szCs w:val="28"/>
-          <w:rtl/>
-          <w:lang w:bidi="ar-AE"/>
-        </w:rPr>
-        <w:t>يوحنا داربي</w:t>
+          <w:rtl/>
+          <w:lang w:bidi="ar-EG"/>
+        </w:rPr>
+      </w:pPr>
+      <w:r>
+        <w:rPr>
+          <w:rFonts w:hint="cs"/>
+          <w:rtl/>
+          <w:lang w:bidi="ar-EG"/>
+        </w:rPr>
+        <w:t>يهوذا 3</w:t>
       </w:r>
     </w:p>
     <w:p>
       <w:pPr>
+        <w:bidi/>
         <w:jc w:val="both"/>
         <w:rPr>
-          <w:rFonts w:ascii="Sakkal Majalla" w:hAnsi="Sakkal Majalla" w:cs="Sakkal Majalla"/>
-          <w:sz w:val="28"/>
-          <w:szCs w:val="28"/>
-          <w:rtl/>
-          <w:lang w:bidi="ar-AE"/>
-        </w:rPr>
-      </w:pPr>
-      <w:r>
-        <w:rPr>
-          <w:rFonts w:ascii="Sakkal Majalla" w:hAnsi="Sakkal Majalla" w:cs="Sakkal Majalla" w:hint="cs"/>
-          <w:sz w:val="28"/>
-          <w:szCs w:val="28"/>
-          <w:rtl/>
-          <w:lang w:bidi="ar-AE"/>
-        </w:rPr>
-        <w:t>الحقيقة الأولى التي نقابلها هنا هي بأن الكنيسة كما هي في هذا العالم، موضوعة تحت الدينونة، وبأنه يجب إنهاء كل كيانها ومركزها، بصفتها المنارة في العالم أمام الله؛ والحقيقة الثانية هي بأن الله سيتمم ذلك، حال تخليها عن طاقتها الروحية الأولى. إن هذا مبدأ ذات أهمية قصوى. الله عيّن الكنيسة ووضعها، في فترة مكوث يسوع في العلاء، لتكون شاهدة أمينة على ما أعلنه في يسوع، عما يكونه هو. إن لم تكن هكذا، فإنها شاهدة مزيفة وستوضع جانبًا. الله يتأنى، وهو يـتأنى لأجل بركتنا أيضًا. إن</w:t>
-      </w:r>
-      <w:r>
-        <w:rPr>
-          <w:rFonts w:ascii="Sakkal Majalla" w:hAnsi="Sakkal Majalla" w:cs="Sakkal Majalla" w:hint="cs"/>
-          <w:sz w:val="28"/>
-          <w:szCs w:val="28"/>
-          <w:rtl/>
-          <w:lang w:bidi="ar-AE"/>
-        </w:rPr>
-        <w:t>ه</w:t>
-      </w:r>
-      <w:r>
-        <w:rPr>
-          <w:rFonts w:ascii="Sakkal Majalla" w:hAnsi="Sakkal Majalla" w:cs="Sakkal Majalla" w:hint="cs"/>
-          <w:sz w:val="28"/>
-          <w:szCs w:val="28"/>
-          <w:rtl/>
-          <w:lang w:bidi="ar-AE"/>
-        </w:rPr>
-        <w:t xml:space="preserve"> باستطاعته أن يطالب الكنيسة بأن تعود إلى محبتها الأولى، وهو يفعل ذلك</w:t>
-      </w:r>
-      <w:r>
-        <w:rPr>
-          <w:rFonts w:ascii="Sakkal Majalla" w:hAnsi="Sakkal Majalla" w:cs="Sakkal Majalla" w:hint="cs"/>
-          <w:sz w:val="28"/>
-          <w:szCs w:val="28"/>
-          <w:rtl/>
-          <w:lang w:bidi="ar-AE"/>
-        </w:rPr>
-        <w:t>؛ ولكن إن لم تلبي هذه المطالبة، فستُنزع منها منارتها، وستتوقف الكنيسة بأن تكون منارة الله في العالم. إنها عليها أن تحافظ على حالتها الأولى وإلا سيتزيف معنى مجد الله وحقه، وسيُوضع المخلوق جانبًا. لكن الحالة الأولى لا يحفظها أي مخلوق، إن لم يحصل على دعم، فلن يحفظها أي مخلوق كهذا. كل شيء سيكون فيه عثرة وموضوع تحت الدينونة، ما عدا ما هو في ابن الله، الإنسان الثاني، أو ما يحفظه هو. أفسس أحرزت تقدمًا جيدًا، إذ برهنت ثباتها أمام الشر؛ لكن</w:t>
-      </w:r>
-      <w:r>
-        <w:rPr>
-          <w:rFonts w:ascii="Sakkal Majalla" w:hAnsi="Sakkal Majalla" w:cs="Sakkal Majalla" w:hint="cs"/>
-          <w:sz w:val="28"/>
-          <w:szCs w:val="28"/>
-          <w:rtl/>
-          <w:lang w:bidi="ar-AE"/>
-        </w:rPr>
-        <w:t xml:space="preserve"> اختفى كل من</w:t>
-      </w:r>
-      <w:r>
-        <w:rPr>
-          <w:rFonts w:ascii="Sakkal Majalla" w:hAnsi="Sakkal Majalla" w:cs="Sakkal Majalla" w:hint="cs"/>
-          <w:sz w:val="28"/>
-          <w:szCs w:val="28"/>
-          <w:rtl/>
-          <w:lang w:bidi="ar-AE"/>
-        </w:rPr>
-        <w:t xml:space="preserve"> أن تنسى ذاتها وأن تنظر فقط إلى المسيح، التي هي باكورة ثمار النعمة</w:t>
-      </w:r>
-      <w:r>
-        <w:rPr>
-          <w:rFonts w:ascii="Sakkal Majalla" w:hAnsi="Sakkal Majalla" w:cs="Sakkal Majalla" w:hint="cs"/>
-          <w:sz w:val="28"/>
-          <w:szCs w:val="28"/>
-          <w:rtl/>
-          <w:lang w:bidi="ar-AE"/>
-        </w:rPr>
-        <w:t>. وكما تمت الملاحظة سابقًا، كانت هنالك أعمال شهدت عن جُهد وصبر؛ لكن الإيمان، الرجاء والمحبة لم تكن متوفرة كما في الماضي في قوتها الحقيقية. لقد صدّوا تمادي معلمين كذبة، عملوا ولم يتعبوا. فكل ما قيل تم قوله حتى يُظهَر بأن المسيح يحب هؤلاء المؤمنين، وبأنه لا ينساهم أو ينسى الخير، الذي ظهر منهم. وبالرغم من ذلك فقد تركوا محبتهم الأولى، وكان ينبغي، إن لم يتوبوا ويعملوا الأعمال الأولى، أن تكون النتيجة نزع المنارة</w:t>
-      </w:r>
-      <w:r>
-        <w:rPr>
-          <w:rFonts w:ascii="Sakkal Majalla" w:hAnsi="Sakkal Majalla" w:cs="Sakkal Majalla" w:hint="cs"/>
-          <w:sz w:val="28"/>
-          <w:szCs w:val="28"/>
-          <w:rtl/>
-          <w:lang w:bidi="ar-AE"/>
-        </w:rPr>
-        <w:t>.</w:t>
+          <w:rtl/>
+          <w:lang w:bidi="ar-EG"/>
+        </w:rPr>
+      </w:pPr>
+      <w:r>
+        <w:rPr>
+          <w:lang w:bidi="ar-EG"/>
+        </w:rPr>
+        <w:t>John Nelson Darby</w:t>
       </w:r>
     </w:p>
     <w:p>
       <w:pPr>
+        <w:bidi/>
         <w:jc w:val="both"/>
         <w:rPr>
-          <w:rFonts w:ascii="Sakkal Majalla" w:hAnsi="Sakkal Majalla" w:cs="Sakkal Majalla"/>
-          <w:sz w:val="28"/>
-          <w:szCs w:val="28"/>
-          <w:rtl/>
-          <w:lang w:bidi="ar-AE"/>
-        </w:rPr>
-      </w:pPr>
-      <w:r>
-        <w:rPr>
-          <w:rFonts w:ascii="Sakkal Majalla" w:hAnsi="Sakkal Majalla" w:cs="Sakkal Majalla" w:hint="cs"/>
-          <w:sz w:val="28"/>
-          <w:szCs w:val="28"/>
-          <w:rtl/>
-          <w:lang w:bidi="ar-AE"/>
-        </w:rPr>
-        <w:t>وهنالك مبدأ هام آخر نجده هنا وهو: إن أصبحت الكنيسة غير أمينة، إن توقفت في كل هيئتها، بأن تكون التعبير عن المحبة التي يتقابل فيها الله مع العالم، فإنه يوجّه الأفراد إلى كلمته كالأمر الوحيد، الذي عليهم أن يستندوا عليه: "</w:t>
-      </w:r>
-      <w:r>
-        <w:rPr>
-          <w:rFonts w:ascii="Sakkal Majalla" w:hAnsi="Sakkal Majalla" w:cs="Sakkal Majalla" w:hint="cs"/>
-          <w:sz w:val="28"/>
-          <w:szCs w:val="28"/>
-          <w:rtl/>
-          <w:lang w:bidi="ar-AE"/>
-        </w:rPr>
-        <w:t>مَنْ</w:t>
-      </w:r>
-      <w:r>
-        <w:rPr>
-          <w:rFonts w:ascii="Sakkal Majalla" w:hAnsi="Sakkal Majalla" w:cs="Sakkal Majalla"/>
-          <w:sz w:val="28"/>
-          <w:szCs w:val="28"/>
-          <w:rtl/>
-          <w:lang w:bidi="ar-AE"/>
-        </w:rPr>
-        <w:t xml:space="preserve"> </w:t>
-      </w:r>
-      <w:r>
-        <w:rPr>
-          <w:rFonts w:ascii="Sakkal Majalla" w:hAnsi="Sakkal Majalla" w:cs="Sakkal Majalla" w:hint="cs"/>
-          <w:sz w:val="28"/>
-          <w:szCs w:val="28"/>
-          <w:rtl/>
-          <w:lang w:bidi="ar-AE"/>
-        </w:rPr>
-        <w:t>لَهُ</w:t>
-      </w:r>
-      <w:r>
-        <w:rPr>
-          <w:rFonts w:ascii="Sakkal Majalla" w:hAnsi="Sakkal Majalla" w:cs="Sakkal Majalla"/>
-          <w:sz w:val="28"/>
-          <w:szCs w:val="28"/>
-          <w:rtl/>
-          <w:lang w:bidi="ar-AE"/>
-        </w:rPr>
-        <w:t xml:space="preserve"> </w:t>
-      </w:r>
-      <w:r>
-        <w:rPr>
-          <w:rFonts w:ascii="Sakkal Majalla" w:hAnsi="Sakkal Majalla" w:cs="Sakkal Majalla" w:hint="cs"/>
-          <w:sz w:val="28"/>
-          <w:szCs w:val="28"/>
-          <w:rtl/>
-          <w:lang w:bidi="ar-AE"/>
-        </w:rPr>
-        <w:t>أُذُنٌ</w:t>
-      </w:r>
-      <w:r>
-        <w:rPr>
-          <w:rFonts w:ascii="Sakkal Majalla" w:hAnsi="Sakkal Majalla" w:cs="Sakkal Majalla"/>
-          <w:sz w:val="28"/>
-          <w:szCs w:val="28"/>
-          <w:rtl/>
-          <w:lang w:bidi="ar-AE"/>
-        </w:rPr>
-        <w:t xml:space="preserve"> </w:t>
-      </w:r>
-      <w:r>
-        <w:rPr>
-          <w:rFonts w:ascii="Sakkal Majalla" w:hAnsi="Sakkal Majalla" w:cs="Sakkal Majalla" w:hint="cs"/>
-          <w:sz w:val="28"/>
-          <w:szCs w:val="28"/>
-          <w:rtl/>
-          <w:lang w:bidi="ar-AE"/>
-        </w:rPr>
-        <w:t>فَلْيَسْمَعْ</w:t>
-      </w:r>
-      <w:r>
-        <w:rPr>
-          <w:rFonts w:ascii="Sakkal Majalla" w:hAnsi="Sakkal Majalla" w:cs="Sakkal Majalla"/>
-          <w:sz w:val="28"/>
-          <w:szCs w:val="28"/>
-          <w:rtl/>
-          <w:lang w:bidi="ar-AE"/>
-        </w:rPr>
-        <w:t xml:space="preserve"> </w:t>
-      </w:r>
-      <w:r>
-        <w:rPr>
-          <w:rFonts w:ascii="Sakkal Majalla" w:hAnsi="Sakkal Majalla" w:cs="Sakkal Majalla" w:hint="cs"/>
-          <w:sz w:val="28"/>
-          <w:szCs w:val="28"/>
-          <w:rtl/>
-          <w:lang w:bidi="ar-AE"/>
-        </w:rPr>
-        <w:t>مَا</w:t>
-      </w:r>
-      <w:r>
-        <w:rPr>
-          <w:rFonts w:ascii="Sakkal Majalla" w:hAnsi="Sakkal Majalla" w:cs="Sakkal Majalla"/>
-          <w:sz w:val="28"/>
-          <w:szCs w:val="28"/>
-          <w:rtl/>
-          <w:lang w:bidi="ar-AE"/>
-        </w:rPr>
-        <w:t xml:space="preserve"> </w:t>
-      </w:r>
-      <w:r>
-        <w:rPr>
-          <w:rFonts w:ascii="Sakkal Majalla" w:hAnsi="Sakkal Majalla" w:cs="Sakkal Majalla" w:hint="cs"/>
-          <w:sz w:val="28"/>
-          <w:szCs w:val="28"/>
-          <w:rtl/>
-          <w:lang w:bidi="ar-AE"/>
-        </w:rPr>
-        <w:t>يَقُولُهُ</w:t>
-      </w:r>
-      <w:r>
-        <w:rPr>
-          <w:rFonts w:ascii="Sakkal Majalla" w:hAnsi="Sakkal Majalla" w:cs="Sakkal Majalla"/>
-          <w:sz w:val="28"/>
-          <w:szCs w:val="28"/>
-          <w:rtl/>
-          <w:lang w:bidi="ar-AE"/>
-        </w:rPr>
-        <w:t xml:space="preserve"> </w:t>
-      </w:r>
-      <w:r>
-        <w:rPr>
-          <w:rFonts w:ascii="Sakkal Majalla" w:hAnsi="Sakkal Majalla" w:cs="Sakkal Majalla" w:hint="cs"/>
-          <w:sz w:val="28"/>
-          <w:szCs w:val="28"/>
-          <w:rtl/>
-          <w:lang w:bidi="ar-AE"/>
-        </w:rPr>
-        <w:t>الرُّوحُ</w:t>
-      </w:r>
-      <w:r>
-        <w:rPr>
-          <w:rFonts w:ascii="Sakkal Majalla" w:hAnsi="Sakkal Majalla" w:cs="Sakkal Majalla"/>
-          <w:sz w:val="28"/>
-          <w:szCs w:val="28"/>
-          <w:rtl/>
-          <w:lang w:bidi="ar-AE"/>
-        </w:rPr>
-        <w:t xml:space="preserve"> </w:t>
-      </w:r>
-      <w:r>
-        <w:rPr>
-          <w:rFonts w:ascii="Sakkal Majalla" w:hAnsi="Sakkal Majalla" w:cs="Sakkal Majalla" w:hint="cs"/>
-          <w:sz w:val="28"/>
-          <w:szCs w:val="28"/>
-          <w:rtl/>
-          <w:lang w:bidi="ar-AE"/>
-        </w:rPr>
-        <w:t>لِلْكَنَائِسِ</w:t>
-      </w:r>
-      <w:r>
-        <w:rPr>
-          <w:rFonts w:ascii="Sakkal Majalla" w:hAnsi="Sakkal Majalla" w:cs="Sakkal Majalla" w:hint="cs"/>
-          <w:sz w:val="28"/>
-          <w:szCs w:val="28"/>
-          <w:rtl/>
-          <w:lang w:bidi="ar-AE"/>
-        </w:rPr>
-        <w:t>" الكنيسة ستُدان، وهذا لأنها لا يمكنها أن تقدم الأمان للإيمان؛ لذا يُطالب الفرد بأن يسمع ما يقوله الروح. إن الإنذار، بأن المنارة ستُنتزع، هو ملفت للنظر جدًا هنا، لأنه وُجد في كنيسة أفسس الكثير مما سُرّ به الرب لأقصى درجة؛ وهو يمنحها بأن تفهم ذلك من أجل تشجيعها. ولكن بالرغم من كل هذا، إن تُركت المحبة، فستُنتزع المنارة.</w:t>
+          <w:rtl/>
+          <w:lang w:bidi="ar-EG"/>
+        </w:rPr>
+      </w:pPr>
+      <w:r>
+        <w:rPr>
+          <w:rFonts w:hint="cs"/>
+          <w:rtl/>
+          <w:lang w:bidi="ar-EG"/>
+        </w:rPr>
+        <w:t>إنه لأمر عظيم لنا، أحبائي، بأن نعلم طيلة طريقنا أين نحن، وأكثر من ذلك أفكار الله ليس فقط عن أين نحن، وإنما أيضًا فيما يتعلق بمكانتنا في الطريق الذي نحن فيه.</w:t>
       </w:r>
     </w:p>
     <w:p>
       <w:pPr>
+        <w:bidi/>
         <w:jc w:val="both"/>
         <w:rPr>
-          <w:rFonts w:ascii="Sakkal Majalla" w:hAnsi="Sakkal Majalla" w:cs="Sakkal Majalla"/>
-          <w:sz w:val="28"/>
-          <w:szCs w:val="28"/>
-          <w:lang w:bidi="ar-AE"/>
-        </w:rPr>
-      </w:pPr>
-      <w:r>
-        <w:rPr>
-          <w:rFonts w:ascii="Sakkal Majalla" w:hAnsi="Sakkal Majalla" w:cs="Sakkal Majalla" w:hint="cs"/>
-          <w:sz w:val="28"/>
-          <w:szCs w:val="28"/>
-          <w:rtl/>
-          <w:lang w:bidi="ar-AE"/>
-        </w:rPr>
-        <w:t xml:space="preserve">إن الطابع الذي يظهر فيه المسيح، كما والمواعيد المُعطاة للغالبين، لها طبيعة عامة في </w:t>
-      </w:r>
-      <w:r>
-        <w:rPr>
-          <w:rFonts w:ascii="Sakkal Majalla" w:hAnsi="Sakkal Majalla" w:cs="Sakkal Majalla" w:hint="cs"/>
-          <w:sz w:val="28"/>
-          <w:szCs w:val="28"/>
-          <w:rtl/>
-          <w:lang w:bidi="ar-AE"/>
-        </w:rPr>
-        <w:t xml:space="preserve">رسالة الكنيسة هذه، لأن أفسس هي سمة من سمات المبدأ المتأسسة عليه الكنيسة. المسيح يُمسك </w:t>
-      </w:r>
-      <w:r>
-        <w:rPr>
-          <w:rFonts w:ascii="Sakkal Majalla" w:hAnsi="Sakkal Majalla" w:cs="Sakkal Majalla" w:hint="cs"/>
-          <w:sz w:val="28"/>
-          <w:szCs w:val="28"/>
-          <w:rtl/>
-          <w:lang w:bidi="ar-AE"/>
-        </w:rPr>
-        <w:t>الكواكب</w:t>
-      </w:r>
-      <w:bookmarkStart w:id="0" w:name="_GoBack"/>
-      <w:bookmarkEnd w:id="0"/>
-      <w:r>
-        <w:rPr>
-          <w:rFonts w:ascii="Sakkal Majalla" w:hAnsi="Sakkal Majalla" w:cs="Sakkal Majalla" w:hint="cs"/>
-          <w:sz w:val="28"/>
-          <w:szCs w:val="28"/>
-          <w:rtl/>
-          <w:lang w:bidi="ar-AE"/>
-        </w:rPr>
-        <w:t xml:space="preserve"> في يمينه ويتمشى وسط المناير الذهبية. إنه ليس طابع مميز ينطبق على حالة خاصة للكنيسة، وإنما يعبّر عن كل أبعاد المركز الذي يحتله وسط الكنائس. إن الكنيسة الموضوعة تحت الحُكم بأنها تركت محبتها الأولى، لا تُعطى أي وعد البتة. إن كانت مُلامة ومُدانة، فلا يمكنها أن تكون قياسًا وهداية للمؤمن. لذا فالوعد هو للغالب كفرد، والذي هو أيضًا مبدأ هام. إن الوعد المُعطى هنا للغالب </w:t>
-      </w:r>
-      <w:r>
-        <w:rPr>
-          <w:rFonts w:ascii="Sakkal Majalla" w:hAnsi="Sakkal Majalla" w:cs="Sakkal Majalla" w:hint="cs"/>
-          <w:sz w:val="28"/>
-          <w:szCs w:val="28"/>
-          <w:rtl/>
-          <w:lang w:bidi="ar-AE"/>
-        </w:rPr>
-        <w:t xml:space="preserve">له صلاحية عامة؛ فإنه عكس الخسارة التي لحقت بآدم، غير أنه يعِد، بأن الخير المفقود سيكون فيه تمتع في درجة أسمى وأفضل مما كان سيتمتع به آدم. </w:t>
-      </w:r>
-      <w:r>
-        <w:rPr>
-          <w:rFonts w:ascii="Sakkal Majalla" w:hAnsi="Sakkal Majalla" w:cs="Sakkal Majalla" w:hint="cs"/>
-          <w:sz w:val="28"/>
-          <w:szCs w:val="28"/>
-          <w:rtl/>
-          <w:lang w:bidi="ar-AE"/>
-        </w:rPr>
-        <w:t xml:space="preserve">الغالب سيأكل من شجرة الحياة؛ لكنها ليست شجرة الحياة التي في جنة الإنسان في هذا العالم، وإنما جنة الله نفسه. كما وينبغي علينا أن ننتبه، بأن الأمر هنا </w:t>
-      </w:r>
-      <w:r>
-        <w:rPr>
-          <w:rFonts w:ascii="Sakkal Majalla" w:hAnsi="Sakkal Majalla" w:cs="Sakkal Majalla" w:hint="cs"/>
-          <w:sz w:val="28"/>
-          <w:szCs w:val="28"/>
-          <w:rtl/>
-          <w:lang w:bidi="ar-AE"/>
-        </w:rPr>
-        <w:t xml:space="preserve">ليس </w:t>
-      </w:r>
-      <w:r>
-        <w:rPr>
-          <w:rFonts w:ascii="Sakkal Majalla" w:hAnsi="Sakkal Majalla" w:cs="Sakkal Majalla" w:hint="cs"/>
-          <w:sz w:val="28"/>
-          <w:szCs w:val="28"/>
-          <w:rtl/>
-          <w:lang w:bidi="ar-AE"/>
-        </w:rPr>
-        <w:t xml:space="preserve">كما كان مع آدم الأول، بأن الفرد يحفظ حالته الأولى، وإنما، بأنه يغلب. وما علينا أن نغلبه </w:t>
-      </w:r>
-      <w:r>
-        <w:rPr>
-          <w:rFonts w:ascii="Sakkal Majalla" w:hAnsi="Sakkal Majalla" w:cs="Sakkal Majalla" w:hint="cs"/>
-          <w:sz w:val="28"/>
-          <w:szCs w:val="28"/>
-          <w:rtl/>
-          <w:lang w:bidi="ar-AE"/>
+          <w:rtl/>
+          <w:lang w:bidi="ar-EG"/>
+        </w:rPr>
+      </w:pPr>
+      <w:r>
+        <w:rPr>
+          <w:rFonts w:hint="cs"/>
+          <w:rtl/>
+          <w:lang w:bidi="ar-EG"/>
+        </w:rPr>
+        <w:t>الله لم يفتقدنا بنعمته فقط، فينبغي علينا أن نستوعب في أفكارنا، ما هي النتيجة الفعلية في وقتنا الحاضر لهذه النعمة، حت</w:t>
+      </w:r>
+      <w:r>
+        <w:rPr>
+          <w:rFonts w:hint="cs"/>
+          <w:rtl/>
+          <w:lang w:bidi="ar-EG"/>
+        </w:rPr>
+        <w:t>ّ</w:t>
+      </w:r>
+      <w:r>
+        <w:rPr>
+          <w:rFonts w:hint="cs"/>
+          <w:rtl/>
+          <w:lang w:bidi="ar-EG"/>
+        </w:rPr>
+        <w:t>ما نتمسك بالمبادئ الهامة التي أخضعنا الله لها كمسيحيين، وبأن نكون كفاة في الوقت نفسه بأن نستخدم تلك المبادئ في الظروف التي نحن فيها. هذه الظروف من الممكن أن تكون مختلفة بحسب مكانتنا، لكن المبادئ في حد ذاتها لا تتغير.</w:t>
+      </w:r>
+    </w:p>
+    <w:p>
+      <w:pPr>
+        <w:bidi/>
+        <w:jc w:val="both"/>
+        <w:rPr>
+          <w:rtl/>
+          <w:lang w:bidi="ar-EG"/>
+        </w:rPr>
+      </w:pPr>
+      <w:r>
+        <w:rPr>
+          <w:rFonts w:hint="cs"/>
+          <w:rtl/>
+          <w:lang w:bidi="ar-EG"/>
+        </w:rPr>
+        <w:t>من الممكن أن يكون استخدامها في درب الإيمان مختلفًا وهو كذلك أيضًا. إن ما أقصده هو وضع مثل هذا: في زمن حزقيا قيل لهم: "</w:t>
+      </w:r>
+      <w:r>
+        <w:rPr>
+          <w:rtl/>
+        </w:rPr>
+        <w:t xml:space="preserve"> </w:t>
+      </w:r>
+      <w:r>
+        <w:rPr>
+          <w:rtl/>
+          <w:lang w:bidi="ar-EG"/>
+        </w:rPr>
+        <w:t>بِالْهُدُوءِ وَالطُّمَأْنِينَةِ تَكُونُ قُوَّتُكُمْ</w:t>
+      </w:r>
+      <w:r>
+        <w:rPr>
+          <w:rFonts w:hint="cs"/>
+          <w:rtl/>
+          <w:lang w:bidi="ar-EG"/>
+        </w:rPr>
+        <w:t>"؛ ولم يكن على الأشوريين أن يبنوا أي سور أمام أورشليم. لقد كان عليهم أن يبقوا هادئين تمامًا ومتماسكين. وجيش الأشوريين تمت إبادتهم.</w:t>
+      </w:r>
+    </w:p>
+    <w:p>
+      <w:pPr>
+        <w:bidi/>
+        <w:jc w:val="both"/>
+        <w:rPr>
+          <w:rtl/>
+          <w:lang w:bidi="ar-EG"/>
+        </w:rPr>
+      </w:pPr>
+      <w:r>
+        <w:rPr>
+          <w:rFonts w:hint="cs"/>
+          <w:rtl/>
+          <w:lang w:bidi="ar-EG"/>
+        </w:rPr>
+        <w:t xml:space="preserve">لكن حينما حلّ زمن القضاء مع إرمياء. فالذي كان باستطاعته أن يخلص نفسه هو مَن سلّم أعداءهم للكلدانيين خارج المدينة. هم كانوا لا يزالون شعب الله كما كان في القديم، حتى وإن قال في زمن القضاء "ليسوا شعبي"، وهنا كان الفارق. ليس أفكار الله التي تغيرت أو روابطه بشعبه </w:t>
+      </w:r>
+      <w:r>
+        <w:rPr>
+          <w:rtl/>
+          <w:lang w:bidi="ar-EG"/>
+        </w:rPr>
+        <w:t>–</w:t>
+      </w:r>
+      <w:r>
+        <w:rPr>
+          <w:rFonts w:hint="cs"/>
+          <w:rtl/>
+          <w:lang w:bidi="ar-EG"/>
+        </w:rPr>
+        <w:t xml:space="preserve"> إن هذا لن يحدث البتة. غير أن تصرف الشعب كان يجب أن يكون بصورة معاكسة. في حُكم حزقيا كانوا محميين؛ ففي عهد حزقيا كان عليهم أن ينحنوا تحت القضاء.</w:t>
+      </w:r>
+    </w:p>
+    <w:p>
+      <w:pPr>
+        <w:bidi/>
+        <w:jc w:val="both"/>
+        <w:rPr>
+          <w:rtl/>
+          <w:lang w:bidi="ar-EG"/>
+        </w:rPr>
+      </w:pPr>
+      <w:r>
+        <w:rPr>
+          <w:rFonts w:hint="cs"/>
+          <w:rtl/>
+          <w:lang w:bidi="ar-EG"/>
+        </w:rPr>
+        <w:t>إني أُشير إلى هذه الظروف كشهادة، لأُري، بأنه صحيح أن روابط الله بإسرائيل في هذا العالم لا تتغير، إلا أن تصرفهم كان يجب أن يكون في وقت ما معاكسًا لِما كان في زمن آخر.</w:t>
+      </w:r>
+    </w:p>
+    <w:p>
+      <w:pPr>
+        <w:bidi/>
+        <w:jc w:val="both"/>
+        <w:rPr>
+          <w:rtl/>
+          <w:lang w:bidi="ar-EG"/>
+        </w:rPr>
+      </w:pPr>
+      <w:r>
+        <w:rPr>
+          <w:rFonts w:hint="cs"/>
+          <w:rtl/>
+          <w:lang w:bidi="ar-EG"/>
+        </w:rPr>
+        <w:t>انظروا بداية أعمال الرسل، فيما يتعلق بالكنيسة، كنيسة الله في العالم. هناك أجد الصورة الكاملة للقوة؛ فجميعهم كانوا قلبًا واحدًا ونفسًا واحدة، وكان لهم كل شيء مشتركًا؛ فالمكان الذي كانوا فيه، تغيّر. ولكن لنفترض أني آخذ الآن الكنيسة، بما فيها النظام الكاثوليكي الروماني وكل الأنظمة غيره</w:t>
+      </w:r>
+      <w:r>
+        <w:rPr>
+          <w:rFonts w:hint="cs"/>
+          <w:rtl/>
+          <w:lang w:bidi="ar-EG"/>
+        </w:rPr>
+        <w:t>ا</w:t>
+      </w:r>
+      <w:r>
+        <w:rPr>
+          <w:rFonts w:hint="cs"/>
+          <w:rtl/>
+          <w:lang w:bidi="ar-EG"/>
+        </w:rPr>
+        <w:t>: إن نظرنا ذلك فيها جميعها واعترفنا به، فإننا سننحني لكل ما هو شر.</w:t>
+      </w:r>
+    </w:p>
+    <w:p>
+      <w:pPr>
+        <w:bidi/>
+        <w:jc w:val="both"/>
+        <w:rPr>
+          <w:rtl/>
+          <w:lang w:bidi="ar-EG"/>
+        </w:rPr>
+      </w:pPr>
+      <w:r>
+        <w:rPr>
+          <w:rFonts w:hint="cs"/>
+          <w:rtl/>
+          <w:lang w:bidi="ar-EG"/>
+        </w:rPr>
+        <w:t>بينما أفكار الله لا تتغير وهو يعرف شعبه، فالذي نحتاجه هو تمييز روحي لكي نرى أين نحن وما هي طرق الله في الظروف، وإن كان لا يحيد البتة عن المبادئ الهامة الأولى التي نصها لنا في كلمته. كما وهنالك أمر آخر علينا</w:t>
+      </w:r>
+      <w:r>
+        <w:rPr>
+          <w:rFonts w:hint="cs"/>
+          <w:rtl/>
+          <w:lang w:bidi="ar-EG"/>
+        </w:rPr>
+        <w:t xml:space="preserve"> أن</w:t>
+      </w:r>
+      <w:r>
+        <w:rPr>
+          <w:rFonts w:hint="cs"/>
+          <w:rtl/>
+          <w:lang w:bidi="ar-EG"/>
+        </w:rPr>
+        <w:t xml:space="preserve"> ننتبه إليه كواقع في الكتاب: فأينما قد يضع الله الإنسان، فإن أول ما فعله الإنسان، كان إفساد مكانته؛ إننا علينا أن نتذكر ذلك دائمًا.</w:t>
+      </w:r>
+    </w:p>
+    <w:p>
+      <w:pPr>
+        <w:bidi/>
+        <w:jc w:val="both"/>
+        <w:rPr>
+          <w:rtl/>
+          <w:lang w:bidi="ar-EG"/>
+        </w:rPr>
+      </w:pPr>
+      <w:r>
+        <w:rPr>
+          <w:rFonts w:hint="cs"/>
+          <w:rtl/>
+          <w:lang w:bidi="ar-EG"/>
+        </w:rPr>
+        <w:t>انظروا إلى آدم، نوح، هارون، سليمان ونبوخذنصر. الله يتقدم بمراحم متأنية، إلا أن طريق الإنسان الذي لا يتغير، كما نقرأ في الكتاب، كان الذي في الوقت نفسه يقلب ويخرب ما استحسن الله بإنشائه. بالتالي لا يمكننا أن نسلك في معرفة حقيقية بمكانتنا إن لم نأخذه</w:t>
+      </w:r>
+      <w:r>
+        <w:rPr>
+          <w:rFonts w:hint="cs"/>
+          <w:rtl/>
+          <w:lang w:bidi="ar-EG"/>
+        </w:rPr>
+        <w:t>ا</w:t>
+      </w:r>
+      <w:r>
+        <w:rPr>
+          <w:rFonts w:hint="cs"/>
+          <w:rtl/>
+          <w:lang w:bidi="ar-EG"/>
+        </w:rPr>
+        <w:t xml:space="preserve"> بعين الاعتبار. لكن الله أمين وهو يتقدم بمحبة متأنية. لذا نحن نجد في أشعياء 6: "</w:t>
+      </w:r>
+      <w:r>
+        <w:rPr>
+          <w:rtl/>
+        </w:rPr>
+        <w:t xml:space="preserve"> </w:t>
+      </w:r>
+      <w:r>
+        <w:rPr>
+          <w:rtl/>
+          <w:lang w:bidi="ar-EG"/>
+        </w:rPr>
+        <w:t>غَلِّظْ قَلْبَ هذَا الشَّعْبِ وَثَقِّلْ أُذُنَيْهِ وَاطْمُسْ عَيْنَيْهِ</w:t>
+      </w:r>
+      <w:r>
+        <w:rPr>
+          <w:rFonts w:hint="cs"/>
+          <w:rtl/>
+          <w:lang w:bidi="ar-EG"/>
+        </w:rPr>
+        <w:t xml:space="preserve">" </w:t>
+      </w:r>
+      <w:r>
+        <w:rPr>
+          <w:rtl/>
+          <w:lang w:bidi="ar-EG"/>
+        </w:rPr>
+        <w:t>–</w:t>
+      </w:r>
+      <w:r>
+        <w:rPr>
+          <w:rFonts w:hint="cs"/>
+          <w:rtl/>
+          <w:lang w:bidi="ar-EG"/>
+        </w:rPr>
+        <w:t xml:space="preserve"> لكنه تم فقط من بعد 800 عام؛ حينما جاء المسيح </w:t>
+      </w:r>
+      <w:r>
+        <w:rPr>
+          <w:rFonts w:hint="cs"/>
+          <w:rtl/>
+          <w:lang w:bidi="ar-EG"/>
+        </w:rPr>
+        <w:t>و</w:t>
+      </w:r>
+      <w:r>
+        <w:rPr>
+          <w:rFonts w:hint="cs"/>
+          <w:rtl/>
+          <w:lang w:bidi="ar-EG"/>
+        </w:rPr>
+        <w:t>رفضوه.</w:t>
+      </w:r>
+    </w:p>
+    <w:p>
+      <w:pPr>
+        <w:bidi/>
+        <w:jc w:val="both"/>
+        <w:rPr>
+          <w:rtl/>
+          <w:lang w:bidi="ar-EG"/>
+        </w:rPr>
+      </w:pPr>
+      <w:r>
+        <w:rPr>
+          <w:lang w:bidi="ar-EG"/>
         </w:rPr>
         <w:lastRenderedPageBreak/>
-        <w:t>ليس هو فقط العالم وعداواته، مهما تواجدت، وإنما الأمر موجود في وسط الكنيسة بحد ذاتها. بالأخص المطالبة بأن نسمع لِما يقوله الروح للكنائس، يعطي الفرصة في التكلم عن الغالب. إنها حقيقة في غاية الأهمية في النظر إلى حق الكنيسة، بأن نكون منتمين إليها. إن الذي يقوله الروح موجّه إلى الكنيسة، وليس بواسطتها إلى الأفراد؛ إنها بالحري مسؤولة عن فشلها، والقديس الفرد يُطال</w:t>
-      </w:r>
-      <w:r>
-        <w:rPr>
-          <w:rFonts w:ascii="Sakkal Majalla" w:hAnsi="Sakkal Majalla" w:cs="Sakkal Majalla" w:hint="cs"/>
-          <w:sz w:val="28"/>
-          <w:szCs w:val="28"/>
-          <w:rtl/>
-          <w:lang w:bidi="ar-AE"/>
-        </w:rPr>
-        <w:t>َ</w:t>
-      </w:r>
-      <w:r>
-        <w:rPr>
-          <w:rFonts w:ascii="Sakkal Majalla" w:hAnsi="Sakkal Majalla" w:cs="Sakkal Majalla" w:hint="cs"/>
-          <w:sz w:val="28"/>
-          <w:szCs w:val="28"/>
-          <w:rtl/>
-          <w:lang w:bidi="ar-AE"/>
-        </w:rPr>
-        <w:t>ب بأن يغلب.</w:t>
+        <w:t>Geduld ging auf diese Art vor</w:t>
+      </w:r>
+      <w:r>
+        <w:rPr>
+          <w:rtl/>
+          <w:lang w:bidi="ar-EG"/>
+        </w:rPr>
+        <w:t>,</w:t>
       </w:r>
     </w:p>
     <w:sectPr>
       <w:pgSz w:w="11906" w:h="16838"/>
-      <w:pgMar w:top="1440" w:right="1800" w:bottom="1440" w:left="1800" w:header="708" w:footer="708" w:gutter="0"/>
+      <w:pgMar w:top="1440" w:right="1440" w:bottom="1440" w:left="1440" w:header="708" w:footer="708" w:gutter="0"/>
       <w:cols w:space="708"/>
-      <w:bidi/>
-      <w:rtlGutter/>
       <w:docGrid w:linePitch="360"/>
     </w:sectPr>
   </w:body>
@@ -469,14 +388,14 @@
 </file>
 
 <file path=word/styles.xml><?xml version="1.0" encoding="utf-8"?>
-<w:styles xmlns:mc="http://schemas.openxmlformats.org/markup-compatibility/2006" xmlns:r="http://schemas.openxmlformats.org/officeDocument/2006/relationships" xmlns:w="http://schemas.openxmlformats.org/wordprocessingml/2006/main" xmlns:w14="http://schemas.microsoft.com/office/word/2010/wordml" xmlns:w15="http://schemas.microsoft.com/office/word/2012/wordml" xmlns:w16cid="http://schemas.microsoft.com/office/word/2016/wordml/cid" xmlns:w16se="http://schemas.microsoft.com/office/word/2015/wordml/symex" mc:Ignorable="w14 w15 w16se w16cid">
+<w:styles xmlns:mc="http://schemas.openxmlformats.org/markup-compatibility/2006" xmlns:r="http://schemas.openxmlformats.org/officeDocument/2006/relationships" xmlns:w="http://schemas.openxmlformats.org/wordprocessingml/2006/main" xmlns:w14="http://schemas.microsoft.com/office/word/2010/wordml" xmlns:w15="http://schemas.microsoft.com/office/word/2012/wordml" xmlns:w16cex="http://schemas.microsoft.com/office/word/2018/wordml/cex" xmlns:w16cid="http://schemas.microsoft.com/office/word/2016/wordml/cid" xmlns:w16="http://schemas.microsoft.com/office/word/2018/wordml" xmlns:w16sdtdh="http://schemas.microsoft.com/office/word/2020/wordml/sdtdatahash" xmlns:w16se="http://schemas.microsoft.com/office/word/2015/wordml/symex" mc:Ignorable="w14 w15 w16se w16cid w16 w16cex w16sdtdh">
   <w:docDefaults>
     <w:rPrDefault>
       <w:rPr>
-        <w:rFonts w:asciiTheme="minorHAnsi" w:eastAsiaTheme="minorHAnsi" w:hAnsiTheme="minorHAnsi" w:cstheme="minorBidi"/>
-        <w:sz w:val="22"/>
-        <w:szCs w:val="22"/>
-        <w:lang w:val="en-US" w:eastAsia="en-US" w:bidi="ar-SA"/>
+        <w:rFonts w:ascii="Sakkal Majalla" w:eastAsiaTheme="minorHAnsi" w:hAnsi="Sakkal Majalla" w:cs="Sakkal Majalla"/>
+        <w:sz w:val="28"/>
+        <w:szCs w:val="28"/>
+        <w:lang w:eastAsia="en-US" w:bidi="ar-SA"/>
       </w:rPr>
     </w:rPrDefault>
     <w:pPrDefault>
@@ -866,12 +785,6 @@
   <w:style w:type="paragraph" w:default="1" w:styleId="Normal">
     <w:name w:val="Normal"/>
     <w:qFormat/>
-    <w:pPr>
-      <w:bidi/>
-    </w:pPr>
-    <w:rPr>
-      <w:lang w:bidi="ar-EG"/>
-    </w:rPr>
   </w:style>
   <w:style w:type="character" w:default="1" w:styleId="DefaultParagraphFont">
     <w:name w:val="Default Paragraph Font"/>
@@ -905,7 +818,7 @@
     <w:basedOn w:val="DefaultParagraphFont"/>
     <w:uiPriority w:val="99"/>
     <w:unhideWhenUsed/>
-    <w:rsid w:val="00935793"/>
+    <w:rsid w:val="003751BB"/>
     <w:rPr>
       <w:color w:val="0563C1" w:themeColor="hyperlink"/>
       <w:u w:val="single"/>
@@ -917,17 +830,29 @@
     <w:uiPriority w:val="99"/>
     <w:semiHidden/>
     <w:unhideWhenUsed/>
-    <w:rsid w:val="00935793"/>
+    <w:rsid w:val="003751BB"/>
     <w:rPr>
       <w:color w:val="605E5C"/>
       <w:shd w:val="clear" w:color="auto" w:fill="E1DFDD"/>
+    </w:rPr>
+  </w:style>
+  <w:style w:type="character" w:styleId="FollowedHyperlink">
+    <w:name w:val="FollowedHyperlink"/>
+    <w:basedOn w:val="DefaultParagraphFont"/>
+    <w:uiPriority w:val="99"/>
+    <w:semiHidden/>
+    <w:unhideWhenUsed/>
+    <w:rsid w:val="004634FB"/>
+    <w:rPr>
+      <w:color w:val="954F72" w:themeColor="followedHyperlink"/>
+      <w:u w:val="single"/>
     </w:rPr>
   </w:style>
 </w:styles>
 </file>
 
 <file path=word/theme/theme1.xml><?xml version="1.0" encoding="utf-8"?>
-<a:theme xmlns:a="http://schemas.openxmlformats.org/drawingml/2006/main" name="Office Theme">
+<a:theme xmlns:a="http://schemas.openxmlformats.org/drawingml/2006/main" name="ערכת נושא Office">
   <a:themeElements>
     <a:clrScheme name="Office">
       <a:dk1>

--- a/docs/downloads/john-nelson-darby/doc_0286.docx
+++ b/docs/downloads/john-nelson-darby/doc_0286.docx
@@ -1,386 +1,467 @@
 
 <file path=word/document.xml><?xml version="1.0" encoding="utf-8"?>
-<w:document xmlns:wpc="http://schemas.microsoft.com/office/word/2010/wordprocessingCanvas" xmlns:cx="http://schemas.microsoft.com/office/drawing/2014/chartex" xmlns:cx1="http://schemas.microsoft.com/office/drawing/2015/9/8/chartex" xmlns:cx2="http://schemas.microsoft.com/office/drawing/2015/10/21/chartex" xmlns:cx3="http://schemas.microsoft.com/office/drawing/2016/5/9/chartex" xmlns:cx4="http://schemas.microsoft.com/office/drawing/2016/5/10/chartex" xmlns:cx5="http://schemas.microsoft.com/office/drawing/2016/5/11/chartex" xmlns:cx6="http://schemas.microsoft.com/office/drawing/2016/5/12/chartex" xmlns:cx7="http://schemas.microsoft.com/office/drawing/2016/5/13/chartex" xmlns:cx8="http://schemas.microsoft.com/office/drawing/2016/5/14/chartex" xmlns:mc="http://schemas.openxmlformats.org/markup-compatibility/2006" xmlns:aink="http://schemas.microsoft.com/office/drawing/2016/ink" xmlns:am3d="http://schemas.microsoft.com/office/drawing/2017/model3d" xmlns:o="urn:schemas-microsoft-com:office:office" xmlns:r="http://schemas.openxmlformats.org/officeDocument/2006/relationships" xmlns:m="http://schemas.openxmlformats.org/officeDocument/2006/math" xmlns:v="urn:schemas-microsoft-com:vml" xmlns:wp14="http://schemas.microsoft.com/office/word/2010/wordprocessingDrawing" xmlns:wp="http://schemas.openxmlformats.org/drawingml/2006/wordprocessingDrawing" xmlns:w10="urn:schemas-microsoft-com:office:word" xmlns:w="http://schemas.openxmlformats.org/wordprocessingml/2006/main" xmlns:w14="http://schemas.microsoft.com/office/word/2010/wordml" xmlns:w15="http://schemas.microsoft.com/office/word/2012/wordml" xmlns:w16cex="http://schemas.microsoft.com/office/word/2018/wordml/cex" xmlns:w16cid="http://schemas.microsoft.com/office/word/2016/wordml/cid" xmlns:w16="http://schemas.microsoft.com/office/word/2018/wordml" xmlns:w16sdtdh="http://schemas.microsoft.com/office/word/2020/wordml/sdtdatahash" xmlns:w16se="http://schemas.microsoft.com/office/word/2015/wordml/symex" xmlns:wpg="http://schemas.microsoft.com/office/word/2010/wordprocessingGroup" xmlns:wpi="http://schemas.microsoft.com/office/word/2010/wordprocessingInk" xmlns:wne="http://schemas.microsoft.com/office/word/2006/wordml" xmlns:wps="http://schemas.microsoft.com/office/word/2010/wordprocessingShape" mc:Ignorable="w14 w15 w16se w16cid w16 w16cex w16sdtdh wp14">
+<w:document xmlns:wpc="http://schemas.microsoft.com/office/word/2010/wordprocessingCanvas" xmlns:cx="http://schemas.microsoft.com/office/drawing/2014/chartex" xmlns:cx1="http://schemas.microsoft.com/office/drawing/2015/9/8/chartex" xmlns:cx2="http://schemas.microsoft.com/office/drawing/2015/10/21/chartex" xmlns:cx3="http://schemas.microsoft.com/office/drawing/2016/5/9/chartex" xmlns:cx4="http://schemas.microsoft.com/office/drawing/2016/5/10/chartex" xmlns:cx5="http://schemas.microsoft.com/office/drawing/2016/5/11/chartex" xmlns:cx6="http://schemas.microsoft.com/office/drawing/2016/5/12/chartex" xmlns:cx7="http://schemas.microsoft.com/office/drawing/2016/5/13/chartex" xmlns:cx8="http://schemas.microsoft.com/office/drawing/2016/5/14/chartex" xmlns:mc="http://schemas.openxmlformats.org/markup-compatibility/2006" xmlns:aink="http://schemas.microsoft.com/office/drawing/2016/ink" xmlns:am3d="http://schemas.microsoft.com/office/drawing/2017/model3d" xmlns:o="urn:schemas-microsoft-com:office:office" xmlns:r="http://schemas.openxmlformats.org/officeDocument/2006/relationships" xmlns:m="http://schemas.openxmlformats.org/officeDocument/2006/math" xmlns:v="urn:schemas-microsoft-com:vml" xmlns:wp14="http://schemas.microsoft.com/office/word/2010/wordprocessingDrawing" xmlns:wp="http://schemas.openxmlformats.org/drawingml/2006/wordprocessingDrawing" xmlns:w10="urn:schemas-microsoft-com:office:word" xmlns:w="http://schemas.openxmlformats.org/wordprocessingml/2006/main" xmlns:w14="http://schemas.microsoft.com/office/word/2010/wordml" xmlns:w15="http://schemas.microsoft.com/office/word/2012/wordml" xmlns:w16cid="http://schemas.microsoft.com/office/word/2016/wordml/cid" xmlns:w16se="http://schemas.microsoft.com/office/word/2015/wordml/symex" xmlns:wpg="http://schemas.microsoft.com/office/word/2010/wordprocessingGroup" xmlns:wpi="http://schemas.microsoft.com/office/word/2010/wordprocessingInk" xmlns:wne="http://schemas.microsoft.com/office/word/2006/wordml" xmlns:wps="http://schemas.microsoft.com/office/word/2010/wordprocessingShape" mc:Ignorable="w14 w15 w16se w16cid wp14">
   <w:body>
     <w:p>
       <w:pPr>
-        <w:bidi/>
-        <w:jc w:val="both"/>
-        <w:rPr>
-          <w:rtl/>
-          <w:lang w:bidi="ar-EG"/>
+        <w:jc w:val="center"/>
+        <w:rPr>
+          <w:rFonts w:ascii="Sakkal Majalla" w:hAnsi="Sakkal Majalla" w:cs="Sakkal Majalla"/>
+          <w:b/>
+          <w:bCs/>
+          <w:sz w:val="28"/>
+          <w:szCs w:val="28"/>
+          <w:u w:val="single"/>
+          <w:rtl/>
+          <w:lang w:bidi="ar-AE"/>
         </w:rPr>
       </w:pPr>
       <w:hyperlink r:id="rId4" w:history="1">
         <w:r>
           <w:rPr>
             <w:rStyle w:val="Hyperlink"/>
-            <w:rFonts w:hint="cs"/>
+            <w:rFonts w:ascii="Sakkal Majalla" w:hAnsi="Sakkal Majalla" w:cs="Sakkal Majalla" w:hint="cs"/>
+            <w:b/>
+            <w:bCs/>
+            <w:sz w:val="28"/>
+            <w:szCs w:val="28"/>
             <w:rtl/>
-            <w:lang w:bidi="ar-EG"/>
+            <w:lang w:bidi="ar-AE"/>
           </w:rPr>
-          <w:t>الإيمان المُسَلّم مرة</w:t>
+          <w:t>أفسس في سفر الرؤيا 2</w:t>
         </w:r>
       </w:hyperlink>
     </w:p>
     <w:p>
       <w:pPr>
-        <w:bidi/>
         <w:jc w:val="both"/>
         <w:rPr>
-          <w:rtl/>
-          <w:lang w:bidi="ar-EG"/>
+          <w:rFonts w:ascii="Sakkal Majalla" w:hAnsi="Sakkal Majalla" w:cs="Sakkal Majalla"/>
+          <w:b/>
+          <w:bCs/>
+          <w:sz w:val="28"/>
+          <w:szCs w:val="28"/>
+          <w:rtl/>
+          <w:lang w:bidi="ar-AE"/>
         </w:rPr>
       </w:pPr>
       <w:r>
         <w:rPr>
-          <w:rFonts w:hint="cs"/>
-          <w:rtl/>
-          <w:lang w:bidi="ar-EG"/>
-        </w:rPr>
-        <w:t>يهوذا 3</w:t>
+          <w:rFonts w:ascii="Sakkal Majalla" w:hAnsi="Sakkal Majalla" w:cs="Sakkal Majalla" w:hint="cs"/>
+          <w:b/>
+          <w:bCs/>
+          <w:sz w:val="28"/>
+          <w:szCs w:val="28"/>
+          <w:rtl/>
+          <w:lang w:bidi="ar-AE"/>
+        </w:rPr>
+        <w:t>يوحنا داربي</w:t>
       </w:r>
     </w:p>
     <w:p>
       <w:pPr>
-        <w:bidi/>
         <w:jc w:val="both"/>
         <w:rPr>
-          <w:rtl/>
-          <w:lang w:bidi="ar-EG"/>
+          <w:rFonts w:ascii="Sakkal Majalla" w:hAnsi="Sakkal Majalla" w:cs="Sakkal Majalla"/>
+          <w:sz w:val="28"/>
+          <w:szCs w:val="28"/>
+          <w:rtl/>
+          <w:lang w:bidi="ar-AE"/>
         </w:rPr>
       </w:pPr>
       <w:r>
         <w:rPr>
-          <w:lang w:bidi="ar-EG"/>
-        </w:rPr>
-        <w:t>John Nelson Darby</w:t>
+          <w:rFonts w:ascii="Sakkal Majalla" w:hAnsi="Sakkal Majalla" w:cs="Sakkal Majalla" w:hint="cs"/>
+          <w:sz w:val="28"/>
+          <w:szCs w:val="28"/>
+          <w:rtl/>
+          <w:lang w:bidi="ar-AE"/>
+        </w:rPr>
+        <w:t>الحقيقة الأولى التي نقابلها هنا هي بأن الكنيسة كما هي في هذا العالم، موضوعة تحت الدينونة، وبأنه يجب إنهاء كل كيانها ومركزها، بصفتها المنارة في العالم أمام الله؛ والحقيقة الثانية هي بأن الله سيتمم ذلك، حال تخليها عن طاقتها الروحية الأولى. إن هذا مبدأ ذات أهمية قصوى. الله عيّن الكنيسة ووضعها، في فترة مكوث يسوع في العلاء، لتكون شاهدة أمينة على ما أعلنه في يسوع، عما يكونه هو. إن لم تكن هكذا، فإنها شاهدة مزيفة وستوضع جانبًا. الله يتأنى، وهو يـتأنى لأجل بركتنا أيضًا. إن</w:t>
+      </w:r>
+      <w:r>
+        <w:rPr>
+          <w:rFonts w:ascii="Sakkal Majalla" w:hAnsi="Sakkal Majalla" w:cs="Sakkal Majalla" w:hint="cs"/>
+          <w:sz w:val="28"/>
+          <w:szCs w:val="28"/>
+          <w:rtl/>
+          <w:lang w:bidi="ar-AE"/>
+        </w:rPr>
+        <w:t>ه</w:t>
+      </w:r>
+      <w:r>
+        <w:rPr>
+          <w:rFonts w:ascii="Sakkal Majalla" w:hAnsi="Sakkal Majalla" w:cs="Sakkal Majalla" w:hint="cs"/>
+          <w:sz w:val="28"/>
+          <w:szCs w:val="28"/>
+          <w:rtl/>
+          <w:lang w:bidi="ar-AE"/>
+        </w:rPr>
+        <w:t xml:space="preserve"> باستطاعته أن يطالب الكنيسة بأن تعود إلى محبتها الأولى، وهو يفعل ذلك</w:t>
+      </w:r>
+      <w:r>
+        <w:rPr>
+          <w:rFonts w:ascii="Sakkal Majalla" w:hAnsi="Sakkal Majalla" w:cs="Sakkal Majalla" w:hint="cs"/>
+          <w:sz w:val="28"/>
+          <w:szCs w:val="28"/>
+          <w:rtl/>
+          <w:lang w:bidi="ar-AE"/>
+        </w:rPr>
+        <w:t>؛ ولكن إن لم تلبي هذه المطالبة، فستُنزع منها منارتها، وستتوقف الكنيسة بأن تكون منارة الله في العالم. إنها عليها أن تحافظ على حالتها الأولى وإلا سيتزيف معنى مجد الله وحقه، وسيُوضع المخلوق جانبًا. لكن الحالة الأولى لا يحفظها أي مخلوق، إن لم يحصل على دعم، فلن يحفظها أي مخلوق كهذا. كل شيء سيكون فيه عثرة وموضوع تحت الدينونة، ما عدا ما هو في ابن الله، الإنسان الثاني، أو ما يحفظه هو. أفسس أحرزت تقدمًا جيدًا، إذ برهنت ثباتها أمام الشر؛ لكن</w:t>
+      </w:r>
+      <w:r>
+        <w:rPr>
+          <w:rFonts w:ascii="Sakkal Majalla" w:hAnsi="Sakkal Majalla" w:cs="Sakkal Majalla" w:hint="cs"/>
+          <w:sz w:val="28"/>
+          <w:szCs w:val="28"/>
+          <w:rtl/>
+          <w:lang w:bidi="ar-AE"/>
+        </w:rPr>
+        <w:t xml:space="preserve"> اختفى كل من</w:t>
+      </w:r>
+      <w:r>
+        <w:rPr>
+          <w:rFonts w:ascii="Sakkal Majalla" w:hAnsi="Sakkal Majalla" w:cs="Sakkal Majalla" w:hint="cs"/>
+          <w:sz w:val="28"/>
+          <w:szCs w:val="28"/>
+          <w:rtl/>
+          <w:lang w:bidi="ar-AE"/>
+        </w:rPr>
+        <w:t xml:space="preserve"> أن تنسى ذاتها وأن تنظر فقط إلى المسيح، التي هي باكورة ثمار النعمة</w:t>
+      </w:r>
+      <w:r>
+        <w:rPr>
+          <w:rFonts w:ascii="Sakkal Majalla" w:hAnsi="Sakkal Majalla" w:cs="Sakkal Majalla" w:hint="cs"/>
+          <w:sz w:val="28"/>
+          <w:szCs w:val="28"/>
+          <w:rtl/>
+          <w:lang w:bidi="ar-AE"/>
+        </w:rPr>
+        <w:t>. وكما تمت الملاحظة سابقًا، كانت هنالك أعمال شهدت عن جُهد وصبر؛ لكن الإيمان، الرجاء والمحبة لم تكن متوفرة كما في الماضي في قوتها الحقيقية. لقد صدّوا تمادي معلمين كذبة، عملوا ولم يتعبوا. فكل ما قيل تم قوله حتى يُظهَر بأن المسيح يحب هؤلاء المؤمنين، وبأنه لا ينساهم أو ينسى الخير، الذي ظهر منهم. وبالرغم من ذلك فقد تركوا محبتهم الأولى، وكان ينبغي، إن لم يتوبوا ويعملوا الأعمال الأولى، أن تكون النتيجة نزع المنارة</w:t>
+      </w:r>
+      <w:r>
+        <w:rPr>
+          <w:rFonts w:ascii="Sakkal Majalla" w:hAnsi="Sakkal Majalla" w:cs="Sakkal Majalla" w:hint="cs"/>
+          <w:sz w:val="28"/>
+          <w:szCs w:val="28"/>
+          <w:rtl/>
+          <w:lang w:bidi="ar-AE"/>
+        </w:rPr>
+        <w:t>.</w:t>
       </w:r>
     </w:p>
     <w:p>
       <w:pPr>
-        <w:bidi/>
         <w:jc w:val="both"/>
         <w:rPr>
-          <w:rtl/>
-          <w:lang w:bidi="ar-EG"/>
+          <w:rFonts w:ascii="Sakkal Majalla" w:hAnsi="Sakkal Majalla" w:cs="Sakkal Majalla"/>
+          <w:sz w:val="28"/>
+          <w:szCs w:val="28"/>
+          <w:rtl/>
+          <w:lang w:bidi="ar-AE"/>
         </w:rPr>
       </w:pPr>
       <w:r>
         <w:rPr>
-          <w:rFonts w:hint="cs"/>
-          <w:rtl/>
-          <w:lang w:bidi="ar-EG"/>
-        </w:rPr>
-        <w:t>إنه لأمر عظيم لنا، أحبائي، بأن نعلم طيلة طريقنا أين نحن، وأكثر من ذلك أفكار الله ليس فقط عن أين نحن، وإنما أيضًا فيما يتعلق بمكانتنا في الطريق الذي نحن فيه.</w:t>
+          <w:rFonts w:ascii="Sakkal Majalla" w:hAnsi="Sakkal Majalla" w:cs="Sakkal Majalla" w:hint="cs"/>
+          <w:sz w:val="28"/>
+          <w:szCs w:val="28"/>
+          <w:rtl/>
+          <w:lang w:bidi="ar-AE"/>
+        </w:rPr>
+        <w:t>وهنالك مبدأ هام آخر نجده هنا وهو: إن أصبحت الكنيسة غير أمينة، إن توقفت في كل هيئتها، بأن تكون التعبير عن المحبة التي يتقابل فيها الله مع العالم، فإنه يوجّه الأفراد إلى كلمته كالأمر الوحيد، الذي عليهم أن يستندوا عليه: "</w:t>
+      </w:r>
+      <w:r>
+        <w:rPr>
+          <w:rFonts w:ascii="Sakkal Majalla" w:hAnsi="Sakkal Majalla" w:cs="Sakkal Majalla" w:hint="cs"/>
+          <w:sz w:val="28"/>
+          <w:szCs w:val="28"/>
+          <w:rtl/>
+          <w:lang w:bidi="ar-AE"/>
+        </w:rPr>
+        <w:t>مَنْ</w:t>
+      </w:r>
+      <w:r>
+        <w:rPr>
+          <w:rFonts w:ascii="Sakkal Majalla" w:hAnsi="Sakkal Majalla" w:cs="Sakkal Majalla"/>
+          <w:sz w:val="28"/>
+          <w:szCs w:val="28"/>
+          <w:rtl/>
+          <w:lang w:bidi="ar-AE"/>
+        </w:rPr>
+        <w:t xml:space="preserve"> </w:t>
+      </w:r>
+      <w:r>
+        <w:rPr>
+          <w:rFonts w:ascii="Sakkal Majalla" w:hAnsi="Sakkal Majalla" w:cs="Sakkal Majalla" w:hint="cs"/>
+          <w:sz w:val="28"/>
+          <w:szCs w:val="28"/>
+          <w:rtl/>
+          <w:lang w:bidi="ar-AE"/>
+        </w:rPr>
+        <w:t>لَهُ</w:t>
+      </w:r>
+      <w:r>
+        <w:rPr>
+          <w:rFonts w:ascii="Sakkal Majalla" w:hAnsi="Sakkal Majalla" w:cs="Sakkal Majalla"/>
+          <w:sz w:val="28"/>
+          <w:szCs w:val="28"/>
+          <w:rtl/>
+          <w:lang w:bidi="ar-AE"/>
+        </w:rPr>
+        <w:t xml:space="preserve"> </w:t>
+      </w:r>
+      <w:r>
+        <w:rPr>
+          <w:rFonts w:ascii="Sakkal Majalla" w:hAnsi="Sakkal Majalla" w:cs="Sakkal Majalla" w:hint="cs"/>
+          <w:sz w:val="28"/>
+          <w:szCs w:val="28"/>
+          <w:rtl/>
+          <w:lang w:bidi="ar-AE"/>
+        </w:rPr>
+        <w:t>أُذُنٌ</w:t>
+      </w:r>
+      <w:r>
+        <w:rPr>
+          <w:rFonts w:ascii="Sakkal Majalla" w:hAnsi="Sakkal Majalla" w:cs="Sakkal Majalla"/>
+          <w:sz w:val="28"/>
+          <w:szCs w:val="28"/>
+          <w:rtl/>
+          <w:lang w:bidi="ar-AE"/>
+        </w:rPr>
+        <w:t xml:space="preserve"> </w:t>
+      </w:r>
+      <w:r>
+        <w:rPr>
+          <w:rFonts w:ascii="Sakkal Majalla" w:hAnsi="Sakkal Majalla" w:cs="Sakkal Majalla" w:hint="cs"/>
+          <w:sz w:val="28"/>
+          <w:szCs w:val="28"/>
+          <w:rtl/>
+          <w:lang w:bidi="ar-AE"/>
+        </w:rPr>
+        <w:t>فَلْيَسْمَعْ</w:t>
+      </w:r>
+      <w:r>
+        <w:rPr>
+          <w:rFonts w:ascii="Sakkal Majalla" w:hAnsi="Sakkal Majalla" w:cs="Sakkal Majalla"/>
+          <w:sz w:val="28"/>
+          <w:szCs w:val="28"/>
+          <w:rtl/>
+          <w:lang w:bidi="ar-AE"/>
+        </w:rPr>
+        <w:t xml:space="preserve"> </w:t>
+      </w:r>
+      <w:r>
+        <w:rPr>
+          <w:rFonts w:ascii="Sakkal Majalla" w:hAnsi="Sakkal Majalla" w:cs="Sakkal Majalla" w:hint="cs"/>
+          <w:sz w:val="28"/>
+          <w:szCs w:val="28"/>
+          <w:rtl/>
+          <w:lang w:bidi="ar-AE"/>
+        </w:rPr>
+        <w:t>مَا</w:t>
+      </w:r>
+      <w:r>
+        <w:rPr>
+          <w:rFonts w:ascii="Sakkal Majalla" w:hAnsi="Sakkal Majalla" w:cs="Sakkal Majalla"/>
+          <w:sz w:val="28"/>
+          <w:szCs w:val="28"/>
+          <w:rtl/>
+          <w:lang w:bidi="ar-AE"/>
+        </w:rPr>
+        <w:t xml:space="preserve"> </w:t>
+      </w:r>
+      <w:r>
+        <w:rPr>
+          <w:rFonts w:ascii="Sakkal Majalla" w:hAnsi="Sakkal Majalla" w:cs="Sakkal Majalla" w:hint="cs"/>
+          <w:sz w:val="28"/>
+          <w:szCs w:val="28"/>
+          <w:rtl/>
+          <w:lang w:bidi="ar-AE"/>
+        </w:rPr>
+        <w:t>يَقُولُهُ</w:t>
+      </w:r>
+      <w:r>
+        <w:rPr>
+          <w:rFonts w:ascii="Sakkal Majalla" w:hAnsi="Sakkal Majalla" w:cs="Sakkal Majalla"/>
+          <w:sz w:val="28"/>
+          <w:szCs w:val="28"/>
+          <w:rtl/>
+          <w:lang w:bidi="ar-AE"/>
+        </w:rPr>
+        <w:t xml:space="preserve"> </w:t>
+      </w:r>
+      <w:r>
+        <w:rPr>
+          <w:rFonts w:ascii="Sakkal Majalla" w:hAnsi="Sakkal Majalla" w:cs="Sakkal Majalla" w:hint="cs"/>
+          <w:sz w:val="28"/>
+          <w:szCs w:val="28"/>
+          <w:rtl/>
+          <w:lang w:bidi="ar-AE"/>
+        </w:rPr>
+        <w:t>الرُّوحُ</w:t>
+      </w:r>
+      <w:r>
+        <w:rPr>
+          <w:rFonts w:ascii="Sakkal Majalla" w:hAnsi="Sakkal Majalla" w:cs="Sakkal Majalla"/>
+          <w:sz w:val="28"/>
+          <w:szCs w:val="28"/>
+          <w:rtl/>
+          <w:lang w:bidi="ar-AE"/>
+        </w:rPr>
+        <w:t xml:space="preserve"> </w:t>
+      </w:r>
+      <w:r>
+        <w:rPr>
+          <w:rFonts w:ascii="Sakkal Majalla" w:hAnsi="Sakkal Majalla" w:cs="Sakkal Majalla" w:hint="cs"/>
+          <w:sz w:val="28"/>
+          <w:szCs w:val="28"/>
+          <w:rtl/>
+          <w:lang w:bidi="ar-AE"/>
+        </w:rPr>
+        <w:t>لِلْكَنَائِسِ</w:t>
+      </w:r>
+      <w:r>
+        <w:rPr>
+          <w:rFonts w:ascii="Sakkal Majalla" w:hAnsi="Sakkal Majalla" w:cs="Sakkal Majalla" w:hint="cs"/>
+          <w:sz w:val="28"/>
+          <w:szCs w:val="28"/>
+          <w:rtl/>
+          <w:lang w:bidi="ar-AE"/>
+        </w:rPr>
+        <w:t>" الكنيسة ستُدان، وهذا لأنها لا يمكنها أن تقدم الأمان للإيمان؛ لذا يُطالب الفرد بأن يسمع ما يقوله الروح. إن الإنذار، بأن المنارة ستُنتزع، هو ملفت للنظر جدًا هنا، لأنه وُجد في كنيسة أفسس الكثير مما سُرّ به الرب لأقصى درجة؛ وهو يمنحها بأن تفهم ذلك من أجل تشجيعها. ولكن بالرغم من كل هذا، إن تُركت المحبة، فستُنتزع المنارة.</w:t>
       </w:r>
     </w:p>
     <w:p>
       <w:pPr>
-        <w:bidi/>
         <w:jc w:val="both"/>
         <w:rPr>
-          <w:rtl/>
-          <w:lang w:bidi="ar-EG"/>
+          <w:rFonts w:ascii="Sakkal Majalla" w:hAnsi="Sakkal Majalla" w:cs="Sakkal Majalla"/>
+          <w:sz w:val="28"/>
+          <w:szCs w:val="28"/>
+          <w:lang w:bidi="ar-AE"/>
         </w:rPr>
       </w:pPr>
       <w:r>
         <w:rPr>
-          <w:rFonts w:hint="cs"/>
-          <w:rtl/>
-          <w:lang w:bidi="ar-EG"/>
-        </w:rPr>
-        <w:t>الله لم يفتقدنا بنعمته فقط، فينبغي علينا أن نستوعب في أفكارنا، ما هي النتيجة الفعلية في وقتنا الحاضر لهذه النعمة، حت</w:t>
-      </w:r>
-      <w:r>
-        <w:rPr>
-          <w:rFonts w:hint="cs"/>
-          <w:rtl/>
-          <w:lang w:bidi="ar-EG"/>
-        </w:rPr>
-        <w:t>ّ</w:t>
-      </w:r>
-      <w:r>
-        <w:rPr>
-          <w:rFonts w:hint="cs"/>
-          <w:rtl/>
-          <w:lang w:bidi="ar-EG"/>
-        </w:rPr>
-        <w:t>ما نتمسك بالمبادئ الهامة التي أخضعنا الله لها كمسيحيين، وبأن نكون كفاة في الوقت نفسه بأن نستخدم تلك المبادئ في الظروف التي نحن فيها. هذه الظروف من الممكن أن تكون مختلفة بحسب مكانتنا، لكن المبادئ في حد ذاتها لا تتغير.</w:t>
-      </w:r>
-    </w:p>
-    <w:p>
-      <w:pPr>
-        <w:bidi/>
-        <w:jc w:val="both"/>
-        <w:rPr>
-          <w:rtl/>
-          <w:lang w:bidi="ar-EG"/>
-        </w:rPr>
-      </w:pPr>
-      <w:r>
-        <w:rPr>
-          <w:rFonts w:hint="cs"/>
-          <w:rtl/>
-          <w:lang w:bidi="ar-EG"/>
-        </w:rPr>
-        <w:t>من الممكن أن يكون استخدامها في درب الإيمان مختلفًا وهو كذلك أيضًا. إن ما أقصده هو وضع مثل هذا: في زمن حزقيا قيل لهم: "</w:t>
-      </w:r>
-      <w:r>
-        <w:rPr>
-          <w:rtl/>
-        </w:rPr>
-        <w:t xml:space="preserve"> </w:t>
-      </w:r>
-      <w:r>
-        <w:rPr>
-          <w:rtl/>
-          <w:lang w:bidi="ar-EG"/>
-        </w:rPr>
-        <w:t>بِالْهُدُوءِ وَالطُّمَأْنِينَةِ تَكُونُ قُوَّتُكُمْ</w:t>
-      </w:r>
-      <w:r>
-        <w:rPr>
-          <w:rFonts w:hint="cs"/>
-          <w:rtl/>
-          <w:lang w:bidi="ar-EG"/>
-        </w:rPr>
-        <w:t>"؛ ولم يكن على الأشوريين أن يبنوا أي سور أمام أورشليم. لقد كان عليهم أن يبقوا هادئين تمامًا ومتماسكين. وجيش الأشوريين تمت إبادتهم.</w:t>
-      </w:r>
-    </w:p>
-    <w:p>
-      <w:pPr>
-        <w:bidi/>
-        <w:jc w:val="both"/>
-        <w:rPr>
-          <w:rtl/>
-          <w:lang w:bidi="ar-EG"/>
-        </w:rPr>
-      </w:pPr>
-      <w:r>
-        <w:rPr>
-          <w:rFonts w:hint="cs"/>
-          <w:rtl/>
-          <w:lang w:bidi="ar-EG"/>
-        </w:rPr>
-        <w:t xml:space="preserve">لكن حينما حلّ زمن القضاء مع إرمياء. فالذي كان باستطاعته أن يخلص نفسه هو مَن سلّم أعداءهم للكلدانيين خارج المدينة. هم كانوا لا يزالون شعب الله كما كان في القديم، حتى وإن قال في زمن القضاء "ليسوا شعبي"، وهنا كان الفارق. ليس أفكار الله التي تغيرت أو روابطه بشعبه </w:t>
-      </w:r>
-      <w:r>
-        <w:rPr>
-          <w:rtl/>
-          <w:lang w:bidi="ar-EG"/>
-        </w:rPr>
-        <w:t>–</w:t>
-      </w:r>
-      <w:r>
-        <w:rPr>
-          <w:rFonts w:hint="cs"/>
-          <w:rtl/>
-          <w:lang w:bidi="ar-EG"/>
-        </w:rPr>
-        <w:t xml:space="preserve"> إن هذا لن يحدث البتة. غير أن تصرف الشعب كان يجب أن يكون بصورة معاكسة. في حُكم حزقيا كانوا محميين؛ ففي عهد حزقيا كان عليهم أن ينحنوا تحت القضاء.</w:t>
-      </w:r>
-    </w:p>
-    <w:p>
-      <w:pPr>
-        <w:bidi/>
-        <w:jc w:val="both"/>
-        <w:rPr>
-          <w:rtl/>
-          <w:lang w:bidi="ar-EG"/>
-        </w:rPr>
-      </w:pPr>
-      <w:r>
-        <w:rPr>
-          <w:rFonts w:hint="cs"/>
-          <w:rtl/>
-          <w:lang w:bidi="ar-EG"/>
-        </w:rPr>
-        <w:t>إني أُشير إلى هذه الظروف كشهادة، لأُري، بأنه صحيح أن روابط الله بإسرائيل في هذا العالم لا تتغير، إلا أن تصرفهم كان يجب أن يكون في وقت ما معاكسًا لِما كان في زمن آخر.</w:t>
-      </w:r>
-    </w:p>
-    <w:p>
-      <w:pPr>
-        <w:bidi/>
-        <w:jc w:val="both"/>
-        <w:rPr>
-          <w:rtl/>
-          <w:lang w:bidi="ar-EG"/>
-        </w:rPr>
-      </w:pPr>
-      <w:r>
-        <w:rPr>
-          <w:rFonts w:hint="cs"/>
-          <w:rtl/>
-          <w:lang w:bidi="ar-EG"/>
-        </w:rPr>
-        <w:t>انظروا بداية أعمال الرسل، فيما يتعلق بالكنيسة، كنيسة الله في العالم. هناك أجد الصورة الكاملة للقوة؛ فجميعهم كانوا قلبًا واحدًا ونفسًا واحدة، وكان لهم كل شيء مشتركًا؛ فالمكان الذي كانوا فيه، تغيّر. ولكن لنفترض أني آخذ الآن الكنيسة، بما فيها النظام الكاثوليكي الروماني وكل الأنظمة غيره</w:t>
-      </w:r>
-      <w:r>
-        <w:rPr>
-          <w:rFonts w:hint="cs"/>
-          <w:rtl/>
-          <w:lang w:bidi="ar-EG"/>
-        </w:rPr>
-        <w:t>ا</w:t>
-      </w:r>
-      <w:r>
-        <w:rPr>
-          <w:rFonts w:hint="cs"/>
-          <w:rtl/>
-          <w:lang w:bidi="ar-EG"/>
-        </w:rPr>
-        <w:t>: إن نظرنا ذلك فيها جميعها واعترفنا به، فإننا سننحني لكل ما هو شر.</w:t>
-      </w:r>
-    </w:p>
-    <w:p>
-      <w:pPr>
-        <w:bidi/>
-        <w:jc w:val="both"/>
-        <w:rPr>
-          <w:rtl/>
-          <w:lang w:bidi="ar-EG"/>
-        </w:rPr>
-      </w:pPr>
-      <w:r>
-        <w:rPr>
-          <w:rFonts w:hint="cs"/>
-          <w:rtl/>
-          <w:lang w:bidi="ar-EG"/>
-        </w:rPr>
-        <w:t>بينما أفكار الله لا تتغير وهو يعرف شعبه، فالذي نحتاجه هو تمييز روحي لكي نرى أين نحن وما هي طرق الله في الظروف، وإن كان لا يحيد البتة عن المبادئ الهامة الأولى التي نصها لنا في كلمته. كما وهنالك أمر آخر علينا</w:t>
-      </w:r>
-      <w:r>
-        <w:rPr>
-          <w:rFonts w:hint="cs"/>
-          <w:rtl/>
-          <w:lang w:bidi="ar-EG"/>
-        </w:rPr>
-        <w:t xml:space="preserve"> أن</w:t>
-      </w:r>
-      <w:r>
-        <w:rPr>
-          <w:rFonts w:hint="cs"/>
-          <w:rtl/>
-          <w:lang w:bidi="ar-EG"/>
-        </w:rPr>
-        <w:t xml:space="preserve"> ننتبه إليه كواقع في الكتاب: فأينما قد يضع الله الإنسان، فإن أول ما فعله الإنسان، كان إفساد مكانته؛ إننا علينا أن نتذكر ذلك دائمًا.</w:t>
-      </w:r>
-    </w:p>
-    <w:p>
-      <w:pPr>
-        <w:bidi/>
-        <w:jc w:val="both"/>
-        <w:rPr>
-          <w:rtl/>
-          <w:lang w:bidi="ar-EG"/>
-        </w:rPr>
-      </w:pPr>
-      <w:r>
-        <w:rPr>
-          <w:rFonts w:hint="cs"/>
-          <w:rtl/>
-          <w:lang w:bidi="ar-EG"/>
-        </w:rPr>
-        <w:t>انظروا إلى آدم، نوح، هارون، سليمان ونبوخذنصر. الله يتقدم بمراحم متأنية، إلا أن طريق الإنسان الذي لا يتغير، كما نقرأ في الكتاب، كان الذي في الوقت نفسه يقلب ويخرب ما استحسن الله بإنشائه. بالتالي لا يمكننا أن نسلك في معرفة حقيقية بمكانتنا إن لم نأخذه</w:t>
-      </w:r>
-      <w:r>
-        <w:rPr>
-          <w:rFonts w:hint="cs"/>
-          <w:rtl/>
-          <w:lang w:bidi="ar-EG"/>
-        </w:rPr>
-        <w:t>ا</w:t>
-      </w:r>
-      <w:r>
-        <w:rPr>
-          <w:rFonts w:hint="cs"/>
-          <w:rtl/>
-          <w:lang w:bidi="ar-EG"/>
-        </w:rPr>
-        <w:t xml:space="preserve"> بعين الاعتبار. لكن الله أمين وهو يتقدم بمحبة متأنية. لذا نحن نجد في أشعياء 6: "</w:t>
-      </w:r>
-      <w:r>
-        <w:rPr>
-          <w:rtl/>
-        </w:rPr>
-        <w:t xml:space="preserve"> </w:t>
-      </w:r>
-      <w:r>
-        <w:rPr>
-          <w:rtl/>
-          <w:lang w:bidi="ar-EG"/>
-        </w:rPr>
-        <w:t>غَلِّظْ قَلْبَ هذَا الشَّعْبِ وَثَقِّلْ أُذُنَيْهِ وَاطْمُسْ عَيْنَيْهِ</w:t>
-      </w:r>
-      <w:r>
-        <w:rPr>
-          <w:rFonts w:hint="cs"/>
-          <w:rtl/>
-          <w:lang w:bidi="ar-EG"/>
-        </w:rPr>
-        <w:t xml:space="preserve">" </w:t>
-      </w:r>
-      <w:r>
-        <w:rPr>
-          <w:rtl/>
-          <w:lang w:bidi="ar-EG"/>
-        </w:rPr>
-        <w:t>–</w:t>
-      </w:r>
-      <w:r>
-        <w:rPr>
-          <w:rFonts w:hint="cs"/>
-          <w:rtl/>
-          <w:lang w:bidi="ar-EG"/>
-        </w:rPr>
-        <w:t xml:space="preserve"> لكنه تم فقط من بعد 800 عام؛ حينما جاء المسيح </w:t>
-      </w:r>
-      <w:r>
-        <w:rPr>
-          <w:rFonts w:hint="cs"/>
-          <w:rtl/>
-          <w:lang w:bidi="ar-EG"/>
-        </w:rPr>
-        <w:t>و</w:t>
-      </w:r>
-      <w:r>
-        <w:rPr>
-          <w:rFonts w:hint="cs"/>
-          <w:rtl/>
-          <w:lang w:bidi="ar-EG"/>
-        </w:rPr>
-        <w:t>رفضوه.</w:t>
-      </w:r>
-    </w:p>
-    <w:p>
-      <w:pPr>
-        <w:bidi/>
-        <w:jc w:val="both"/>
-        <w:rPr>
-          <w:rtl/>
-          <w:lang w:bidi="ar-EG"/>
-        </w:rPr>
-      </w:pPr>
-      <w:r>
-        <w:rPr>
-          <w:lang w:bidi="ar-EG"/>
+          <w:rFonts w:ascii="Sakkal Majalla" w:hAnsi="Sakkal Majalla" w:cs="Sakkal Majalla" w:hint="cs"/>
+          <w:sz w:val="28"/>
+          <w:szCs w:val="28"/>
+          <w:rtl/>
+          <w:lang w:bidi="ar-AE"/>
+        </w:rPr>
+        <w:t xml:space="preserve">إن الطابع الذي يظهر فيه المسيح، كما والمواعيد المُعطاة للغالبين، لها طبيعة عامة في </w:t>
+      </w:r>
+      <w:r>
+        <w:rPr>
+          <w:rFonts w:ascii="Sakkal Majalla" w:hAnsi="Sakkal Majalla" w:cs="Sakkal Majalla" w:hint="cs"/>
+          <w:sz w:val="28"/>
+          <w:szCs w:val="28"/>
+          <w:rtl/>
+          <w:lang w:bidi="ar-AE"/>
+        </w:rPr>
+        <w:t xml:space="preserve">رسالة الكنيسة هذه، لأن أفسس هي سمة من سمات المبدأ المتأسسة عليه الكنيسة. المسيح يُمسك </w:t>
+      </w:r>
+      <w:r>
+        <w:rPr>
+          <w:rFonts w:ascii="Sakkal Majalla" w:hAnsi="Sakkal Majalla" w:cs="Sakkal Majalla" w:hint="cs"/>
+          <w:sz w:val="28"/>
+          <w:szCs w:val="28"/>
+          <w:rtl/>
+          <w:lang w:bidi="ar-AE"/>
+        </w:rPr>
+        <w:t>الكواكب</w:t>
+      </w:r>
+      <w:bookmarkStart w:id="0" w:name="_GoBack"/>
+      <w:bookmarkEnd w:id="0"/>
+      <w:r>
+        <w:rPr>
+          <w:rFonts w:ascii="Sakkal Majalla" w:hAnsi="Sakkal Majalla" w:cs="Sakkal Majalla" w:hint="cs"/>
+          <w:sz w:val="28"/>
+          <w:szCs w:val="28"/>
+          <w:rtl/>
+          <w:lang w:bidi="ar-AE"/>
+        </w:rPr>
+        <w:t xml:space="preserve"> في يمينه ويتمشى وسط المناير الذهبية. إنه ليس طابع مميز ينطبق على حالة خاصة للكنيسة، وإنما يعبّر عن كل أبعاد المركز الذي يحتله وسط الكنائس. إن الكنيسة الموضوعة تحت الحُكم بأنها تركت محبتها الأولى، لا تُعطى أي وعد البتة. إن كانت مُلامة ومُدانة، فلا يمكنها أن تكون قياسًا وهداية للمؤمن. لذا فالوعد هو للغالب كفرد، والذي هو أيضًا مبدأ هام. إن الوعد المُعطى هنا للغالب </w:t>
+      </w:r>
+      <w:r>
+        <w:rPr>
+          <w:rFonts w:ascii="Sakkal Majalla" w:hAnsi="Sakkal Majalla" w:cs="Sakkal Majalla" w:hint="cs"/>
+          <w:sz w:val="28"/>
+          <w:szCs w:val="28"/>
+          <w:rtl/>
+          <w:lang w:bidi="ar-AE"/>
+        </w:rPr>
+        <w:t xml:space="preserve">له صلاحية عامة؛ فإنه عكس الخسارة التي لحقت بآدم، غير أنه يعِد، بأن الخير المفقود سيكون فيه تمتع في درجة أسمى وأفضل مما كان سيتمتع به آدم. </w:t>
+      </w:r>
+      <w:r>
+        <w:rPr>
+          <w:rFonts w:ascii="Sakkal Majalla" w:hAnsi="Sakkal Majalla" w:cs="Sakkal Majalla" w:hint="cs"/>
+          <w:sz w:val="28"/>
+          <w:szCs w:val="28"/>
+          <w:rtl/>
+          <w:lang w:bidi="ar-AE"/>
+        </w:rPr>
+        <w:t xml:space="preserve">الغالب سيأكل من شجرة الحياة؛ لكنها ليست شجرة الحياة التي في جنة الإنسان في هذا العالم، وإنما جنة الله نفسه. كما وينبغي علينا أن ننتبه، بأن الأمر هنا </w:t>
+      </w:r>
+      <w:r>
+        <w:rPr>
+          <w:rFonts w:ascii="Sakkal Majalla" w:hAnsi="Sakkal Majalla" w:cs="Sakkal Majalla" w:hint="cs"/>
+          <w:sz w:val="28"/>
+          <w:szCs w:val="28"/>
+          <w:rtl/>
+          <w:lang w:bidi="ar-AE"/>
+        </w:rPr>
+        <w:t xml:space="preserve">ليس </w:t>
+      </w:r>
+      <w:r>
+        <w:rPr>
+          <w:rFonts w:ascii="Sakkal Majalla" w:hAnsi="Sakkal Majalla" w:cs="Sakkal Majalla" w:hint="cs"/>
+          <w:sz w:val="28"/>
+          <w:szCs w:val="28"/>
+          <w:rtl/>
+          <w:lang w:bidi="ar-AE"/>
+        </w:rPr>
+        <w:t xml:space="preserve">كما كان مع آدم الأول، بأن الفرد يحفظ حالته الأولى، وإنما، بأنه يغلب. وما علينا أن نغلبه </w:t>
+      </w:r>
+      <w:r>
+        <w:rPr>
+          <w:rFonts w:ascii="Sakkal Majalla" w:hAnsi="Sakkal Majalla" w:cs="Sakkal Majalla" w:hint="cs"/>
+          <w:sz w:val="28"/>
+          <w:szCs w:val="28"/>
+          <w:rtl/>
+          <w:lang w:bidi="ar-AE"/>
         </w:rPr>
         <w:lastRenderedPageBreak/>
-        <w:t>Geduld ging auf diese Art vor</w:t>
-      </w:r>
-      <w:r>
-        <w:rPr>
-          <w:rtl/>
-          <w:lang w:bidi="ar-EG"/>
-        </w:rPr>
-        <w:t>,</w:t>
+        <w:t>ليس هو فقط العالم وعداواته، مهما تواجدت، وإنما الأمر موجود في وسط الكنيسة بحد ذاتها. بالأخص المطالبة بأن نسمع لِما يقوله الروح للكنائس، يعطي الفرصة في التكلم عن الغالب. إنها حقيقة في غاية الأهمية في النظر إلى حق الكنيسة، بأن نكون منتمين إليها. إن الذي يقوله الروح موجّه إلى الكنيسة، وليس بواسطتها إلى الأفراد؛ إنها بالحري مسؤولة عن فشلها، والقديس الفرد يُطال</w:t>
+      </w:r>
+      <w:r>
+        <w:rPr>
+          <w:rFonts w:ascii="Sakkal Majalla" w:hAnsi="Sakkal Majalla" w:cs="Sakkal Majalla" w:hint="cs"/>
+          <w:sz w:val="28"/>
+          <w:szCs w:val="28"/>
+          <w:rtl/>
+          <w:lang w:bidi="ar-AE"/>
+        </w:rPr>
+        <w:t>َ</w:t>
+      </w:r>
+      <w:r>
+        <w:rPr>
+          <w:rFonts w:ascii="Sakkal Majalla" w:hAnsi="Sakkal Majalla" w:cs="Sakkal Majalla" w:hint="cs"/>
+          <w:sz w:val="28"/>
+          <w:szCs w:val="28"/>
+          <w:rtl/>
+          <w:lang w:bidi="ar-AE"/>
+        </w:rPr>
+        <w:t>ب بأن يغلب.</w:t>
       </w:r>
     </w:p>
     <w:sectPr>
       <w:pgSz w:w="11906" w:h="16838"/>
-      <w:pgMar w:top="1440" w:right="1440" w:bottom="1440" w:left="1440" w:header="708" w:footer="708" w:gutter="0"/>
+      <w:pgMar w:top="1440" w:right="1800" w:bottom="1440" w:left="1800" w:header="708" w:footer="708" w:gutter="0"/>
       <w:cols w:space="708"/>
+      <w:bidi/>
+      <w:rtlGutter/>
       <w:docGrid w:linePitch="360"/>
     </w:sectPr>
   </w:body>
@@ -388,14 +469,14 @@
 </file>
 
 <file path=word/styles.xml><?xml version="1.0" encoding="utf-8"?>
-<w:styles xmlns:mc="http://schemas.openxmlformats.org/markup-compatibility/2006" xmlns:r="http://schemas.openxmlformats.org/officeDocument/2006/relationships" xmlns:w="http://schemas.openxmlformats.org/wordprocessingml/2006/main" xmlns:w14="http://schemas.microsoft.com/office/word/2010/wordml" xmlns:w15="http://schemas.microsoft.com/office/word/2012/wordml" xmlns:w16cex="http://schemas.microsoft.com/office/word/2018/wordml/cex" xmlns:w16cid="http://schemas.microsoft.com/office/word/2016/wordml/cid" xmlns:w16="http://schemas.microsoft.com/office/word/2018/wordml" xmlns:w16sdtdh="http://schemas.microsoft.com/office/word/2020/wordml/sdtdatahash" xmlns:w16se="http://schemas.microsoft.com/office/word/2015/wordml/symex" mc:Ignorable="w14 w15 w16se w16cid w16 w16cex w16sdtdh">
+<w:styles xmlns:mc="http://schemas.openxmlformats.org/markup-compatibility/2006" xmlns:r="http://schemas.openxmlformats.org/officeDocument/2006/relationships" xmlns:w="http://schemas.openxmlformats.org/wordprocessingml/2006/main" xmlns:w14="http://schemas.microsoft.com/office/word/2010/wordml" xmlns:w15="http://schemas.microsoft.com/office/word/2012/wordml" xmlns:w16cid="http://schemas.microsoft.com/office/word/2016/wordml/cid" xmlns:w16se="http://schemas.microsoft.com/office/word/2015/wordml/symex" mc:Ignorable="w14 w15 w16se w16cid">
   <w:docDefaults>
     <w:rPrDefault>
       <w:rPr>
-        <w:rFonts w:ascii="Sakkal Majalla" w:eastAsiaTheme="minorHAnsi" w:hAnsi="Sakkal Majalla" w:cs="Sakkal Majalla"/>
-        <w:sz w:val="28"/>
-        <w:szCs w:val="28"/>
-        <w:lang w:eastAsia="en-US" w:bidi="ar-SA"/>
+        <w:rFonts w:asciiTheme="minorHAnsi" w:eastAsiaTheme="minorHAnsi" w:hAnsiTheme="minorHAnsi" w:cstheme="minorBidi"/>
+        <w:sz w:val="22"/>
+        <w:szCs w:val="22"/>
+        <w:lang w:val="en-US" w:eastAsia="en-US" w:bidi="ar-SA"/>
       </w:rPr>
     </w:rPrDefault>
     <w:pPrDefault>
@@ -785,6 +866,12 @@
   <w:style w:type="paragraph" w:default="1" w:styleId="Normal">
     <w:name w:val="Normal"/>
     <w:qFormat/>
+    <w:pPr>
+      <w:bidi/>
+    </w:pPr>
+    <w:rPr>
+      <w:lang w:bidi="ar-EG"/>
+    </w:rPr>
   </w:style>
   <w:style w:type="character" w:default="1" w:styleId="DefaultParagraphFont">
     <w:name w:val="Default Paragraph Font"/>
@@ -818,7 +905,7 @@
     <w:basedOn w:val="DefaultParagraphFont"/>
     <w:uiPriority w:val="99"/>
     <w:unhideWhenUsed/>
-    <w:rsid w:val="003751BB"/>
+    <w:rsid w:val="00935793"/>
     <w:rPr>
       <w:color w:val="0563C1" w:themeColor="hyperlink"/>
       <w:u w:val="single"/>
@@ -830,29 +917,17 @@
     <w:uiPriority w:val="99"/>
     <w:semiHidden/>
     <w:unhideWhenUsed/>
-    <w:rsid w:val="003751BB"/>
+    <w:rsid w:val="00935793"/>
     <w:rPr>
       <w:color w:val="605E5C"/>
       <w:shd w:val="clear" w:color="auto" w:fill="E1DFDD"/>
-    </w:rPr>
-  </w:style>
-  <w:style w:type="character" w:styleId="FollowedHyperlink">
-    <w:name w:val="FollowedHyperlink"/>
-    <w:basedOn w:val="DefaultParagraphFont"/>
-    <w:uiPriority w:val="99"/>
-    <w:semiHidden/>
-    <w:unhideWhenUsed/>
-    <w:rsid w:val="004634FB"/>
-    <w:rPr>
-      <w:color w:val="954F72" w:themeColor="followedHyperlink"/>
-      <w:u w:val="single"/>
     </w:rPr>
   </w:style>
 </w:styles>
 </file>
 
 <file path=word/theme/theme1.xml><?xml version="1.0" encoding="utf-8"?>
-<a:theme xmlns:a="http://schemas.openxmlformats.org/drawingml/2006/main" name="ערכת נושא Office">
+<a:theme xmlns:a="http://schemas.openxmlformats.org/drawingml/2006/main" name="Office Theme">
   <a:themeElements>
     <a:clrScheme name="Office">
       <a:dk1>
